--- a/บทความ/เล่มจบ/IS_Head.docx
+++ b/บทความ/เล่มจบ/IS_Head.docx
@@ -967,7 +967,25 @@
           <w:bCs/>
           <w:cs/>
         </w:rPr>
-        <w:t>คณะกรรการสอบ</w:t>
+        <w:t>คณะกรร</w:t>
+      </w:r>
+      <w:r>
+        <w:rPr>
+          <w:rFonts w:asciiTheme="majorBidi" w:hAnsiTheme="majorBidi" w:cstheme="majorBidi" w:hint="cs"/>
+          <w:b/>
+          <w:bCs/>
+          <w:cs/>
+        </w:rPr>
+        <w:t>ม</w:t>
+      </w:r>
+      <w:r>
+        <w:rPr>
+          <w:rFonts w:asciiTheme="majorBidi" w:hAnsiTheme="majorBidi" w:cstheme="majorBidi" w:hint="cs"/>
+          <w:b/>
+          <w:bCs/>
+          <w:cs/>
+        </w:rPr>
+        <w:t>การสอบ</w:t>
       </w:r>
       <w:r>
         <w:rPr>
@@ -1036,7 +1054,21 @@
           <w:rFonts w:asciiTheme="majorBidi" w:hAnsiTheme="majorBidi" w:cstheme="majorBidi" w:hint="cs"/>
           <w:cs/>
         </w:rPr>
-        <w:t>................................................ประธานกรรมการ</w:t>
+        <w:t>............................</w:t>
+      </w:r>
+      <w:r>
+        <w:rPr>
+          <w:rFonts w:asciiTheme="majorBidi" w:hAnsiTheme="majorBidi" w:cstheme="majorBidi" w:hint="cs"/>
+          <w:cs/>
+        </w:rPr>
+        <w:t>.</w:t>
+      </w:r>
+      <w:r>
+        <w:rPr>
+          <w:rFonts w:asciiTheme="majorBidi" w:hAnsiTheme="majorBidi" w:cstheme="majorBidi" w:hint="cs"/>
+          <w:cs/>
+        </w:rPr>
+        <w:t>....................ประธานกรรมการ</w:t>
       </w:r>
       <w:r>
         <w:rPr>
@@ -1057,7 +1089,21 @@
           <w:rFonts w:asciiTheme="majorBidi" w:hAnsiTheme="majorBidi" w:cstheme="majorBidi" w:hint="cs"/>
           <w:cs/>
         </w:rPr>
-        <w:t>.........................................................</w:t>
+        <w:t>...............................</w:t>
+      </w:r>
+      <w:r>
+        <w:rPr>
+          <w:rFonts w:asciiTheme="majorBidi" w:hAnsiTheme="majorBidi" w:cstheme="majorBidi" w:hint="cs"/>
+          <w:cs/>
+        </w:rPr>
+        <w:t>......</w:t>
+      </w:r>
+      <w:r>
+        <w:rPr>
+          <w:rFonts w:asciiTheme="majorBidi" w:hAnsiTheme="majorBidi" w:cstheme="majorBidi" w:hint="cs"/>
+          <w:cs/>
+        </w:rPr>
+        <w:t>..........................</w:t>
       </w:r>
     </w:p>
     <w:p>
@@ -1299,16 +1345,22 @@
       </w:pPr>
       <w:r>
         <w:rPr>
+          <w:cs/>
+        </w:rPr>
+        <w:t>การ</w:t>
+      </w:r>
+      <w:r>
+        <w:rPr>
           <w:rFonts w:hint="cs"/>
           <w:cs/>
         </w:rPr>
-        <w:t>ง</w:t>
-      </w:r>
-      <w:r>
-        <w:rPr>
-          <w:cs/>
-        </w:rPr>
-        <w:t xml:space="preserve">านวิจัยฉบับนี้ สำเร็จลุล่วงไปได้ด้วยดีด้วยความกรุณาและความช่วยเหลือเป็นอย่างยิ่งจาก </w:t>
+        <w:t>ค้นคว้าแบบอิสระ</w:t>
+      </w:r>
+      <w:r>
+        <w:rPr>
+          <w:cs/>
+        </w:rPr>
+        <w:t xml:space="preserve">ฉบับนี้ สำเร็จลุล่วงไปได้ด้วยดีด้วยความกรุณาและความช่วยเหลือเป็นอย่างยิ่งจาก </w:t>
       </w:r>
       <w:r>
         <w:rPr>
@@ -1334,7 +1386,26 @@
         <w:rPr>
           <w:cs/>
         </w:rPr>
-        <w:t xml:space="preserve">ให้คำปรึกษา แนะนำ ชี้แนะแนวทางที่ถูกต้อง ตลอดจนตรวจแก้ไขข้อบกพร่องต่าง ๆ ด้วยความเอาใจใส่และเกื้อกูลเสมอมา จนทำให้งานวิจัยชิ้นนี้มีความสมบูรณ์ </w:t>
+        <w:t>ให้คำปรึกษา แนะนำ ชี้แนะแนวทางที่ถูกต้อง ตลอดจนตรวจแก้ไขข้อบกพร่องต่าง ๆ ด้วยความเอาใจใส่และเกื้อกูลเสมอมา จนทำให้</w:t>
+      </w:r>
+      <w:r>
+        <w:rPr>
+          <w:cs/>
+        </w:rPr>
+        <w:t>การ</w:t>
+      </w:r>
+      <w:r>
+        <w:rPr>
+          <w:rFonts w:hint="cs"/>
+          <w:cs/>
+        </w:rPr>
+        <w:t>ค้นคว้าแบบอิสระ</w:t>
+      </w:r>
+      <w:r>
+        <w:rPr>
+          <w:cs/>
+        </w:rPr>
+        <w:t xml:space="preserve">ชิ้นนี้มีความสมบูรณ์ </w:t>
       </w:r>
       <w:r>
         <w:rPr>
@@ -1373,22 +1444,71 @@
           <w:rFonts w:hint="cs"/>
           <w:cs/>
         </w:rPr>
-        <w:t>ข้าพเจ้าขอขอบพระคุณสำนักงานศาลยุติธรรมเป็นอย่างสูง ที่ให้ให้โอกาสและสนับสนุนทุนการศึกษา ซึ่งเป็นส่วนสำคัญในการทำให้งานวิจัยฉบับนี้ลุล่วงได้ตามวัตถุประสงค์</w:t>
-      </w:r>
-    </w:p>
-    <w:p>
+        <w:t>ข้าพเจ้าขอขอบพระคุณสำนักงานศาลยุติธรรมเป็นอย่างสูง ที่ให้ให้โอกาสและสนับสนุนทุนการศึกษา ซึ่งเป็นส่วนสำคัญในการทำให้</w:t>
+      </w:r>
+      <w:r>
+        <w:rPr>
+          <w:cs/>
+        </w:rPr>
+        <w:t>การ</w:t>
+      </w:r>
       <w:r>
         <w:rPr>
           <w:rFonts w:hint="cs"/>
           <w:cs/>
         </w:rPr>
+        <w:t>ค้นคว้าแบบอิสระ</w:t>
+      </w:r>
+      <w:r>
+        <w:rPr>
+          <w:rFonts w:hint="cs"/>
+          <w:cs/>
+        </w:rPr>
+        <w:t>ฉบับนี้ลุล่วงได้ตามวัตถุประสงค์</w:t>
+      </w:r>
+    </w:p>
+    <w:p>
+      <w:pPr>
+        <w:ind w:firstLine="567"/>
+      </w:pPr>
+      <w:r>
+        <w:rPr>
+          <w:rFonts w:hint="cs"/>
+          <w:cs/>
+        </w:rPr>
         <w:t>ข้าพเจ้าขอ</w:t>
       </w:r>
       <w:r>
         <w:rPr>
           <w:cs/>
         </w:rPr>
-        <w:t>กราบขอบพระคุณคณะกรรมการสอบทุกท่าน ที่ได้สละเวลาอันมีค่าในการตรวจสอบ ให้ข้อคิดเห็น และข้อเสนอแนะที่เป็นประโยชน์ต่อการปรับปรุงงานวิจัยให้มีความถูกต้องและมีคุณค่าทางวิชาการมากยิ่งขึ้น</w:t>
+        <w:t>กราบขอบพระคุณคณะกรรมการสอบทุกท่าน ที่ได้สละเวลาอันมีค่าในการตรวจสอบ ให้ข้อคิดเห็น และข้อเสนอแนะที่เป็นประโยชน์ต่อการปรับปรุง</w:t>
+      </w:r>
+      <w:r>
+        <w:rPr>
+          <w:cs/>
+        </w:rPr>
+        <w:t>การ</w:t>
+      </w:r>
+      <w:r>
+        <w:rPr>
+          <w:rFonts w:hint="cs"/>
+          <w:cs/>
+        </w:rPr>
+        <w:t>ค้นคว้าแบบอิสระ</w:t>
+      </w:r>
+      <w:r>
+        <w:rPr>
+          <w:rFonts w:hint="cs"/>
+          <w:cs/>
+        </w:rPr>
+        <w:t>ฉบับนี้</w:t>
+      </w:r>
+      <w:r>
+        <w:rPr>
+          <w:cs/>
+        </w:rPr>
+        <w:t>ให้มีความถูกต้องและมีคุณค่าทางวิชาการมากยิ่งขึ้น</w:t>
       </w:r>
     </w:p>
     <w:p>
@@ -1400,7 +1520,45 @@
         <w:rPr>
           <w:cs/>
         </w:rPr>
-        <w:t>สุดท้ายนี้ ขอกราบขอบพระคุณบิดา มารดา รวมถึงครอบครัว และเพื่อนร่วมงานทุกท่าน ที่คอยเป็นกำลังใจ ให้การสนับสนุน และความช่วยเหลือในทุก ๆ ด้านตลอดระยะเวลาในการศึกษาและการทำวิจัยฉบับนี้ คุณค่าและประโยชน์อันใดที่เกิดจากงานวิจัยฉบับนี้ ผู้ศึกษาขอมอบเป็นเครื่องบูชาพระคุณแด่บุพการี ครูบาอาจารย์ และผู้มีพระคุณทุกท่านที่มีส่วนร่วมในความสำเร็จครั้งนี้</w:t>
+        <w:t>สุดท้ายนี้ ขอกราบขอบพระคุณบิดา มารดา รวมถึงครอบครัว และเพื่อนร่วมงานทุกท่าน ที่คอยเป็นกำลังใจ ให้การสนับสนุน และความช่วยเหลือในทุก ๆ ด้านตลอดระยะเวลาในการศึกษาและการทำ</w:t>
+      </w:r>
+      <w:r>
+        <w:rPr>
+          <w:cs/>
+        </w:rPr>
+        <w:t>การ</w:t>
+      </w:r>
+      <w:r>
+        <w:rPr>
+          <w:rFonts w:hint="cs"/>
+          <w:cs/>
+        </w:rPr>
+        <w:t>ค้นคว้าแบบอิสระ</w:t>
+      </w:r>
+      <w:r>
+        <w:rPr>
+          <w:cs/>
+        </w:rPr>
+        <w:t>ฉบับนี้ คุณค่าและประโยชน์อันใดที่เกิดจาก</w:t>
+      </w:r>
+      <w:r>
+        <w:rPr>
+          <w:cs/>
+        </w:rPr>
+        <w:t>การ</w:t>
+      </w:r>
+      <w:r>
+        <w:rPr>
+          <w:rFonts w:hint="cs"/>
+          <w:cs/>
+        </w:rPr>
+        <w:t>ค้นคว้าแบบอิสระ</w:t>
+      </w:r>
+      <w:r>
+        <w:rPr>
+          <w:cs/>
+        </w:rPr>
+        <w:t>ฉบับนี้ ผู้ศึกษาขอมอบเป็นเครื่องบูชาพระคุณแด่บุพการี ครูบาอาจารย์ และผู้มีพระคุณทุกท่านที่มีส่วนร่วมในความสำเร็จครั้งนี้</w:t>
       </w:r>
     </w:p>
     <w:p>
@@ -1652,7 +1810,27 @@
           <w:rFonts w:asciiTheme="majorBidi" w:hAnsiTheme="majorBidi" w:cstheme="majorBidi"/>
           <w:cs/>
         </w:rPr>
-        <w:t>การบริหารจัดการสินค้าคงคลังในปัจจุบันที่ใช้ระบบบาร์โค้ด หรือ คิวอาร์โค้ด ประสบปัญหาความล่าช้าในการทำงาน เนื่องจากต้องสแกนในระยะใกล้และต้องเห็นรหัสชัดเจน อีกทั้งรหัสที่ติดยังมีโอกาสชำรุดเสียหายได้ง่ายเมื่อเวลาผ่านไป บทความนี้นำเสนอระบบบริหารจัดการสินค้าคงคลังโดยใช้เทคโนโลยีระบุตัวรหัสสินค้าคงคลังด้วยคลื่นวิทยุ ร่วมกับเทคโนโลยีคลาวด์ เพื่อแก้ปัญหาดังกล่าว โดยใช้ อาร์เอฟไอดี</w:t>
+        <w:t xml:space="preserve">การบริหารจัดการสินค้าคงคลังในปัจจุบันที่ใช้ระบบบาร์โค้ด หรือ คิวอาร์โค้ด ประสบปัญหาความล่าช้าในการทำงาน เนื่องจากต้องสแกนในระยะใกล้และต้องเห็นรหัสชัดเจน อีกทั้งรหัสที่ติดยังมีโอกาสชำรุดเสียหายได้ง่ายเมื่อเวลาผ่านไป </w:t>
+      </w:r>
+      <w:r>
+        <w:rPr>
+          <w:cs/>
+        </w:rPr>
+        <w:t>การ</w:t>
+      </w:r>
+      <w:r>
+        <w:rPr>
+          <w:rFonts w:hint="cs"/>
+          <w:cs/>
+        </w:rPr>
+        <w:t>ค้นคว้าแบบอิสระ</w:t>
+      </w:r>
+      <w:r>
+        <w:rPr>
+          <w:rFonts w:asciiTheme="majorBidi" w:hAnsiTheme="majorBidi" w:cstheme="majorBidi"/>
+          <w:cs/>
+        </w:rPr>
+        <w:t>นี้นำเสนอระบบบริหารจัดการสินค้าคงคลังโดยใช้เทคโนโลยีระบุตัวรหัสสินค้าคงคลังด้วยคลื่นวิทยุ ร่วมกับเทคโนโลยีคลาวด์ เพื่อแก้ปัญหาดังกล่าว โดยใช้ อาร์เอฟไอดี</w:t>
       </w:r>
       <w:proofErr w:type="spellStart"/>
       <w:r>
@@ -1983,7 +2161,13 @@
         <w:ind w:firstLine="567"/>
       </w:pPr>
       <w:r>
-        <w:t>Current inventory management systems relying on Barcode or QR code technologies face operational delays due to the requirement for close-range scanning and a clear line of sight. Furthermore, physical labels are prone to damage over time. This article presents an inventory management system integrating Radio Frequency Identification (RFID) and Cloud technology to address these limitations. By utilizing UHF RFID tags and a custom-built reader powered by a Raspberry Pi, the system enables simultaneous identification of multiple items without requiring direct visibility of the tags. Data is processed and stored in the cloud via an application developed using the Django framework. Experimental results demonstrate that the RFID-based system offers superior speed and cost-effectiveness for managing high-volume inventory compared to traditional Barcode or QR code systems.</w:t>
+        <w:t xml:space="preserve">Current inventory management systems relying on Barcode or QR code technologies face operational delays due to the requirement for close-range scanning and a clear line of sight. Furthermore, physical labels are prone to damage over time. This </w:t>
+      </w:r>
+      <w:r>
+        <w:t>independent study</w:t>
+      </w:r>
+      <w:r>
+        <w:t xml:space="preserve"> presents an inventory management system integrating Radio Frequency Identification (RFID) and Cloud technology to address these limitations. By utilizing UHF RFID tags and a custom-built reader powered by a Raspberry Pi, the system enables simultaneous identification of multiple items without requiring direct visibility of the tags. Data is processed and stored in the cloud via an application developed using the Django framework. Experimental results demonstrate that the RFID-based system offers superior speed and cost-effectiveness for managing high-volume inventory compared to traditional Barcode or QR code systems.</w:t>
       </w:r>
     </w:p>
     <w:p>
@@ -2171,7 +2355,7 @@
           <w:rFonts w:hint="cs"/>
           <w:cs/>
         </w:rPr>
-        <w:t>0</w:t>
+        <w:t>ฌ</w:t>
       </w:r>
     </w:p>
     <w:p>
@@ -2198,7 +2382,7 @@
           <w:rFonts w:hint="cs"/>
           <w:cs/>
         </w:rPr>
-        <w:t>0</w:t>
+        <w:t>ญ</w:t>
       </w:r>
     </w:p>
     <w:p>
@@ -2225,8 +2409,10 @@
           <w:rFonts w:hint="cs"/>
           <w:cs/>
         </w:rPr>
-        <w:t>0</w:t>
-      </w:r>
+        <w:t>ฎ</w:t>
+      </w:r>
+      <w:bookmarkStart w:id="3" w:name="_GoBack"/>
+      <w:bookmarkEnd w:id="3"/>
     </w:p>
     <w:p>
       <w:pPr>
@@ -2292,10 +2478,10 @@
       </w:r>
       <w:r>
         <w:rPr>
-          <w:rFonts w:ascii="Angsana New" w:hAnsi="Angsana New"/>
-          <w:cs/>
-        </w:rPr>
-        <w:t>ความเป็นมาของการวิจัย</w:t>
+          <w:rFonts w:ascii="Angsana New" w:hAnsi="Angsana New" w:hint="cs"/>
+          <w:cs/>
+        </w:rPr>
+        <w:t>ที่มาและความสำคัญ</w:t>
       </w:r>
       <w:r>
         <w:rPr>
@@ -2331,7 +2517,14 @@
           <w:cs/>
         </w:rPr>
         <w:tab/>
-        <w:t>วัตถุประสงค์ของการวิจัย</w:t>
+        <w:t>วัตถุประสงค์ของ</w:t>
+      </w:r>
+      <w:r>
+        <w:rPr>
+          <w:rFonts w:ascii="Angsana New" w:hAnsi="Angsana New" w:hint="cs"/>
+          <w:cs/>
+        </w:rPr>
+        <w:t>การค้นคว้าแบบอิสระ</w:t>
       </w:r>
       <w:r>
         <w:rPr>
@@ -2386,7 +2579,14 @@
           <w:rFonts w:ascii="Angsana New" w:hAnsi="Angsana New"/>
           <w:cs/>
         </w:rPr>
-        <w:t>ขอบเขตของการวิจัย</w:t>
+        <w:t>ขอบเขตของการ</w:t>
+      </w:r>
+      <w:r>
+        <w:rPr>
+          <w:rFonts w:ascii="Angsana New" w:hAnsi="Angsana New" w:hint="cs"/>
+          <w:cs/>
+        </w:rPr>
+        <w:t>ค้นคว้าแบบอิสระ</w:t>
       </w:r>
       <w:r>
         <w:rPr>
@@ -2420,6 +2620,13 @@
           <w:rFonts w:ascii="Angsana New" w:hAnsi="Angsana New"/>
           <w:cs/>
         </w:rPr>
+        <w:tab/>
+      </w:r>
+      <w:r>
+        <w:rPr>
+          <w:rFonts w:ascii="Angsana New" w:hAnsi="Angsana New"/>
+          <w:cs/>
+        </w:rPr>
         <w:t>1.</w:t>
       </w:r>
       <w:r>
@@ -2427,35 +2634,21 @@
           <w:rFonts w:ascii="Angsana New" w:hAnsi="Angsana New" w:hint="cs"/>
           <w:cs/>
         </w:rPr>
-        <w:t>4</w:t>
-      </w:r>
-      <w:r>
-        <w:rPr>
-          <w:rFonts w:ascii="Angsana New" w:hAnsi="Angsana New"/>
-          <w:cs/>
-        </w:rPr>
-        <w:tab/>
-      </w:r>
-      <w:r>
-        <w:rPr>
-          <w:rFonts w:ascii="Angsana New" w:hAnsi="Angsana New"/>
-          <w:cs/>
-        </w:rPr>
-        <w:t>ระเบียบวิธีวิจัย</w:t>
-      </w:r>
-      <w:r>
-        <w:rPr>
-          <w:rFonts w:ascii="Angsana New" w:hAnsi="Angsana New"/>
-          <w:cs/>
-        </w:rPr>
-        <w:tab/>
-      </w:r>
-      <w:r>
-        <w:rPr>
-          <w:rFonts w:ascii="Angsana New" w:hAnsi="Angsana New" w:hint="cs"/>
-          <w:cs/>
-        </w:rPr>
-        <w:t>3</w:t>
+        <w:t>3.1 ขอบเขตด้านฮาร์ดแวร์</w:t>
+      </w:r>
+      <w:r>
+        <w:rPr>
+          <w:rFonts w:ascii="Angsana New" w:hAnsi="Angsana New"/>
+          <w:cs/>
+        </w:rPr>
+        <w:tab/>
+      </w:r>
+      <w:r>
+        <w:rPr>
+          <w:rFonts w:ascii="Angsana New" w:hAnsi="Angsana New" w:hint="cs"/>
+          <w:cs/>
+        </w:rPr>
+        <w:t>2</w:t>
       </w:r>
     </w:p>
     <w:p>
@@ -2473,6 +2666,116 @@
       <w:r>
         <w:rPr>
           <w:rFonts w:ascii="Angsana New" w:hAnsi="Angsana New"/>
+          <w:cs/>
+        </w:rPr>
+        <w:tab/>
+      </w:r>
+      <w:r>
+        <w:rPr>
+          <w:rFonts w:ascii="Angsana New" w:hAnsi="Angsana New"/>
+          <w:cs/>
+        </w:rPr>
+        <w:t>1.</w:t>
+      </w:r>
+      <w:r>
+        <w:rPr>
+          <w:rFonts w:ascii="Angsana New" w:hAnsi="Angsana New" w:hint="cs"/>
+          <w:cs/>
+        </w:rPr>
+        <w:t>3.1 ขอบเขตด้าน</w:t>
+      </w:r>
+      <w:r>
+        <w:rPr>
+          <w:rFonts w:ascii="Angsana New" w:hAnsi="Angsana New" w:hint="cs"/>
+          <w:cs/>
+        </w:rPr>
+        <w:t>ซอฟต์แวร์และสถาปัตยกรรม</w:t>
+      </w:r>
+      <w:r>
+        <w:rPr>
+          <w:rFonts w:ascii="Angsana New" w:hAnsi="Angsana New"/>
+          <w:cs/>
+        </w:rPr>
+        <w:tab/>
+      </w:r>
+      <w:r>
+        <w:rPr>
+          <w:rFonts w:ascii="Angsana New" w:hAnsi="Angsana New" w:hint="cs"/>
+          <w:cs/>
+        </w:rPr>
+        <w:t>2</w:t>
+      </w:r>
+    </w:p>
+    <w:p>
+      <w:pPr>
+        <w:tabs>
+          <w:tab w:val="left" w:pos="1418"/>
+          <w:tab w:val="right" w:pos="8505"/>
+        </w:tabs>
+        <w:ind w:left="851"/>
+        <w:jc w:val="both"/>
+        <w:rPr>
+          <w:rFonts w:ascii="Angsana New" w:hAnsi="Angsana New"/>
+        </w:rPr>
+      </w:pPr>
+      <w:r>
+        <w:rPr>
+          <w:rFonts w:ascii="Angsana New" w:hAnsi="Angsana New"/>
+          <w:cs/>
+        </w:rPr>
+        <w:tab/>
+      </w:r>
+      <w:r>
+        <w:rPr>
+          <w:rFonts w:ascii="Angsana New" w:hAnsi="Angsana New"/>
+          <w:cs/>
+        </w:rPr>
+        <w:t>1.</w:t>
+      </w:r>
+      <w:r>
+        <w:rPr>
+          <w:rFonts w:ascii="Angsana New" w:hAnsi="Angsana New" w:hint="cs"/>
+          <w:cs/>
+        </w:rPr>
+        <w:t>3.1 ขอบเขตด้าน</w:t>
+      </w:r>
+      <w:r>
+        <w:rPr>
+          <w:rFonts w:ascii="Angsana New" w:hAnsi="Angsana New" w:hint="cs"/>
+          <w:cs/>
+        </w:rPr>
+        <w:t>การทดสอบ</w:t>
+      </w:r>
+      <w:r>
+        <w:rPr>
+          <w:rFonts w:ascii="Angsana New" w:hAnsi="Angsana New"/>
+          <w:cs/>
+        </w:rPr>
+        <w:tab/>
+      </w:r>
+      <w:r>
+        <w:rPr>
+          <w:rFonts w:ascii="Angsana New" w:hAnsi="Angsana New" w:hint="cs"/>
+          <w:cs/>
+        </w:rPr>
+        <w:t>3</w:t>
+      </w:r>
+    </w:p>
+    <w:p>
+      <w:pPr>
+        <w:tabs>
+          <w:tab w:val="left" w:pos="1418"/>
+          <w:tab w:val="right" w:pos="8505"/>
+        </w:tabs>
+        <w:ind w:left="851"/>
+        <w:jc w:val="both"/>
+        <w:rPr>
+          <w:rFonts w:ascii="Angsana New" w:hAnsi="Angsana New"/>
+        </w:rPr>
+      </w:pPr>
+      <w:r>
+        <w:rPr>
+          <w:rFonts w:ascii="Angsana New" w:hAnsi="Angsana New"/>
         </w:rPr>
         <w:t>1.5</w:t>
       </w:r>
@@ -2491,16 +2794,23 @@
       </w:r>
       <w:r>
         <w:rPr>
-          <w:rFonts w:ascii="Angsana New" w:hAnsi="Angsana New"/>
-        </w:rPr>
-        <w:tab/>
-      </w:r>
-      <w:r>
-        <w:rPr>
-          <w:rFonts w:ascii="Angsana New" w:hAnsi="Angsana New" w:hint="cs"/>
-          <w:cs/>
-        </w:rPr>
-        <w:t>4</w:t>
+          <w:rFonts w:ascii="Angsana New" w:hAnsi="Angsana New" w:hint="cs"/>
+          <w:cs/>
+        </w:rPr>
+        <w:t>จากการศึกษา</w:t>
+      </w:r>
+      <w:r>
+        <w:rPr>
+          <w:rFonts w:ascii="Angsana New" w:hAnsi="Angsana New"/>
+        </w:rPr>
+        <w:tab/>
+      </w:r>
+      <w:r>
+        <w:rPr>
+          <w:rFonts w:ascii="Angsana New" w:hAnsi="Angsana New" w:hint="cs"/>
+          <w:cs/>
+        </w:rPr>
+        <w:t>3</w:t>
       </w:r>
     </w:p>
     <w:p>
@@ -2548,7 +2858,368 @@
           <w:rFonts w:ascii="Angsana New" w:hAnsi="Angsana New" w:hint="cs"/>
           <w:cs/>
         </w:rPr>
+        <w:t>4</w:t>
+      </w:r>
+    </w:p>
+    <w:p>
+      <w:pPr>
+        <w:tabs>
+          <w:tab w:val="left" w:pos="1418"/>
+          <w:tab w:val="right" w:pos="8505"/>
+        </w:tabs>
+        <w:ind w:left="851"/>
+        <w:jc w:val="both"/>
+        <w:rPr>
+          <w:rFonts w:ascii="Angsana New" w:hAnsi="Angsana New"/>
+        </w:rPr>
+      </w:pPr>
+      <w:r>
+        <w:rPr>
+          <w:rFonts w:ascii="Angsana New" w:hAnsi="Angsana New" w:hint="cs"/>
+          <w:cs/>
+        </w:rPr>
+        <w:t>2</w:t>
+      </w:r>
+      <w:r>
+        <w:rPr>
+          <w:rFonts w:ascii="Angsana New" w:hAnsi="Angsana New"/>
+          <w:cs/>
+        </w:rPr>
+        <w:t>.1</w:t>
+      </w:r>
+      <w:r>
+        <w:rPr>
+          <w:rFonts w:ascii="Angsana New" w:hAnsi="Angsana New"/>
+          <w:cs/>
+        </w:rPr>
+        <w:tab/>
+      </w:r>
+      <w:r>
+        <w:rPr>
+          <w:rFonts w:ascii="Angsana New" w:hAnsi="Angsana New"/>
+          <w:cs/>
+        </w:rPr>
+        <w:t>อาร์เอฟไอดี (</w:t>
+      </w:r>
+      <w:r>
+        <w:rPr>
+          <w:rFonts w:ascii="Angsana New" w:hAnsi="Angsana New"/>
+        </w:rPr>
+        <w:t>RFID : Radio Frequency Identification)</w:t>
+      </w:r>
+      <w:r>
+        <w:rPr>
+          <w:rFonts w:ascii="Angsana New" w:hAnsi="Angsana New"/>
+          <w:cs/>
+        </w:rPr>
+        <w:tab/>
+      </w:r>
+      <w:r>
+        <w:rPr>
+          <w:rFonts w:ascii="Angsana New" w:hAnsi="Angsana New" w:hint="cs"/>
+          <w:cs/>
+        </w:rPr>
+        <w:t>4</w:t>
+      </w:r>
+    </w:p>
+    <w:p>
+      <w:pPr>
+        <w:tabs>
+          <w:tab w:val="left" w:pos="1418"/>
+          <w:tab w:val="right" w:pos="8505"/>
+        </w:tabs>
+        <w:ind w:left="851"/>
+        <w:jc w:val="both"/>
+        <w:rPr>
+          <w:rFonts w:ascii="Angsana New" w:hAnsi="Angsana New"/>
+        </w:rPr>
+      </w:pPr>
+      <w:r>
+        <w:rPr>
+          <w:rFonts w:ascii="Angsana New" w:hAnsi="Angsana New" w:hint="cs"/>
+          <w:cs/>
+        </w:rPr>
+        <w:t>2</w:t>
+      </w:r>
+      <w:r>
+        <w:rPr>
+          <w:rFonts w:ascii="Angsana New" w:hAnsi="Angsana New"/>
+          <w:cs/>
+        </w:rPr>
+        <w:t>.</w:t>
+      </w:r>
+      <w:r>
+        <w:rPr>
+          <w:rFonts w:ascii="Angsana New" w:hAnsi="Angsana New" w:hint="cs"/>
+          <w:cs/>
+        </w:rPr>
+        <w:t>2</w:t>
+      </w:r>
+      <w:r>
+        <w:rPr>
+          <w:rFonts w:ascii="Angsana New" w:hAnsi="Angsana New"/>
+          <w:cs/>
+        </w:rPr>
+        <w:tab/>
+      </w:r>
+      <w:r>
+        <w:rPr>
+          <w:rFonts w:ascii="Angsana New" w:hAnsi="Angsana New"/>
+          <w:cs/>
+        </w:rPr>
+        <w:t>คอมพิวเตอร์บอร์ดเดี่ยว (</w:t>
+      </w:r>
+      <w:r>
+        <w:rPr>
+          <w:rFonts w:ascii="Angsana New" w:hAnsi="Angsana New"/>
+        </w:rPr>
+        <w:t>Single-Board Computer)</w:t>
+      </w:r>
+      <w:r>
+        <w:rPr>
+          <w:rFonts w:ascii="Angsana New" w:hAnsi="Angsana New"/>
+          <w:cs/>
+        </w:rPr>
+        <w:tab/>
+      </w:r>
+      <w:r>
+        <w:rPr>
+          <w:rFonts w:ascii="Angsana New" w:hAnsi="Angsana New" w:hint="cs"/>
+          <w:cs/>
+        </w:rPr>
         <w:t>5</w:t>
+      </w:r>
+    </w:p>
+    <w:p>
+      <w:pPr>
+        <w:tabs>
+          <w:tab w:val="left" w:pos="1418"/>
+          <w:tab w:val="right" w:pos="8505"/>
+        </w:tabs>
+        <w:ind w:left="851"/>
+        <w:jc w:val="both"/>
+        <w:rPr>
+          <w:rFonts w:ascii="Angsana New" w:hAnsi="Angsana New" w:hint="cs"/>
+        </w:rPr>
+      </w:pPr>
+      <w:r>
+        <w:rPr>
+          <w:rFonts w:ascii="Angsana New" w:hAnsi="Angsana New" w:hint="cs"/>
+          <w:cs/>
+        </w:rPr>
+        <w:t>2</w:t>
+      </w:r>
+      <w:r>
+        <w:rPr>
+          <w:rFonts w:ascii="Angsana New" w:hAnsi="Angsana New"/>
+          <w:cs/>
+        </w:rPr>
+        <w:t>.</w:t>
+      </w:r>
+      <w:r>
+        <w:rPr>
+          <w:rFonts w:ascii="Angsana New" w:hAnsi="Angsana New" w:hint="cs"/>
+          <w:cs/>
+        </w:rPr>
+        <w:t>3</w:t>
+      </w:r>
+      <w:r>
+        <w:rPr>
+          <w:rFonts w:ascii="Angsana New" w:hAnsi="Angsana New"/>
+          <w:cs/>
+        </w:rPr>
+        <w:tab/>
+      </w:r>
+      <w:r>
+        <w:rPr>
+          <w:rFonts w:ascii="Angsana New" w:hAnsi="Angsana New"/>
+          <w:cs/>
+        </w:rPr>
+        <w:t>สถาปัตยกรรมการประมวลผลแบบกลุ่มก้อน (</w:t>
+      </w:r>
+      <w:r>
+        <w:rPr>
+          <w:rFonts w:ascii="Angsana New" w:hAnsi="Angsana New"/>
+        </w:rPr>
+        <w:t>Cloud Computing Architecture)</w:t>
+      </w:r>
+      <w:r>
+        <w:rPr>
+          <w:rFonts w:ascii="Angsana New" w:hAnsi="Angsana New"/>
+          <w:cs/>
+        </w:rPr>
+        <w:tab/>
+      </w:r>
+      <w:r>
+        <w:rPr>
+          <w:rFonts w:ascii="Angsana New" w:hAnsi="Angsana New" w:hint="cs"/>
+          <w:cs/>
+        </w:rPr>
+        <w:t>5</w:t>
+      </w:r>
+    </w:p>
+    <w:p>
+      <w:pPr>
+        <w:tabs>
+          <w:tab w:val="left" w:pos="1418"/>
+          <w:tab w:val="right" w:pos="8505"/>
+        </w:tabs>
+        <w:ind w:left="851"/>
+        <w:jc w:val="both"/>
+        <w:rPr>
+          <w:rFonts w:ascii="Angsana New" w:hAnsi="Angsana New"/>
+        </w:rPr>
+      </w:pPr>
+      <w:r>
+        <w:rPr>
+          <w:rFonts w:ascii="Angsana New" w:hAnsi="Angsana New" w:hint="cs"/>
+          <w:cs/>
+        </w:rPr>
+        <w:t>2</w:t>
+      </w:r>
+      <w:r>
+        <w:rPr>
+          <w:rFonts w:ascii="Angsana New" w:hAnsi="Angsana New"/>
+          <w:cs/>
+        </w:rPr>
+        <w:t>.</w:t>
+      </w:r>
+      <w:r>
+        <w:rPr>
+          <w:rFonts w:ascii="Angsana New" w:hAnsi="Angsana New" w:hint="cs"/>
+          <w:cs/>
+        </w:rPr>
+        <w:t>4</w:t>
+      </w:r>
+      <w:r>
+        <w:rPr>
+          <w:rFonts w:ascii="Angsana New" w:hAnsi="Angsana New"/>
+          <w:cs/>
+        </w:rPr>
+        <w:tab/>
+      </w:r>
+      <w:r>
+        <w:rPr>
+          <w:rFonts w:ascii="Angsana New" w:hAnsi="Angsana New"/>
+          <w:cs/>
+        </w:rPr>
+        <w:t>เทคนิคการจับคู่ความสัมพันธ์ตำแหน่งและสินค้าแบบบูรณาการ</w:t>
+      </w:r>
+      <w:r>
+        <w:rPr>
+          <w:rFonts w:ascii="Angsana New" w:hAnsi="Angsana New" w:hint="cs"/>
+          <w:cs/>
+        </w:rPr>
+        <w:t xml:space="preserve"> </w:t>
+      </w:r>
+    </w:p>
+    <w:p>
+      <w:pPr>
+        <w:tabs>
+          <w:tab w:val="left" w:pos="1418"/>
+          <w:tab w:val="right" w:pos="8505"/>
+        </w:tabs>
+        <w:ind w:left="851"/>
+        <w:jc w:val="both"/>
+        <w:rPr>
+          <w:rFonts w:ascii="Angsana New" w:hAnsi="Angsana New"/>
+        </w:rPr>
+      </w:pPr>
+      <w:r>
+        <w:rPr>
+          <w:rFonts w:ascii="Angsana New" w:hAnsi="Angsana New"/>
+          <w:cs/>
+        </w:rPr>
+        <w:tab/>
+      </w:r>
+      <w:r>
+        <w:rPr>
+          <w:rFonts w:ascii="Angsana New" w:hAnsi="Angsana New"/>
+          <w:cs/>
+        </w:rPr>
+        <w:t>(</w:t>
+      </w:r>
+      <w:r>
+        <w:rPr>
+          <w:rFonts w:ascii="Angsana New" w:hAnsi="Angsana New"/>
+        </w:rPr>
+        <w:t>Integrated Location-Item Binding Technique)</w:t>
+      </w:r>
+      <w:r>
+        <w:rPr>
+          <w:rFonts w:ascii="Angsana New" w:hAnsi="Angsana New"/>
+          <w:cs/>
+        </w:rPr>
+        <w:tab/>
+      </w:r>
+      <w:r>
+        <w:rPr>
+          <w:rFonts w:ascii="Angsana New" w:hAnsi="Angsana New" w:hint="cs"/>
+          <w:cs/>
+        </w:rPr>
+        <w:t>6</w:t>
+      </w:r>
+    </w:p>
+    <w:p>
+      <w:pPr>
+        <w:tabs>
+          <w:tab w:val="left" w:pos="1418"/>
+          <w:tab w:val="right" w:pos="8505"/>
+        </w:tabs>
+        <w:ind w:left="851"/>
+        <w:jc w:val="both"/>
+        <w:rPr>
+          <w:rFonts w:ascii="Angsana New" w:hAnsi="Angsana New"/>
+        </w:rPr>
+      </w:pPr>
+      <w:r>
+        <w:rPr>
+          <w:rFonts w:ascii="Angsana New" w:hAnsi="Angsana New" w:hint="cs"/>
+          <w:cs/>
+        </w:rPr>
+        <w:t>2</w:t>
+      </w:r>
+      <w:r>
+        <w:rPr>
+          <w:rFonts w:ascii="Angsana New" w:hAnsi="Angsana New"/>
+          <w:cs/>
+        </w:rPr>
+        <w:t>.</w:t>
+      </w:r>
+      <w:r>
+        <w:rPr>
+          <w:rFonts w:ascii="Angsana New" w:hAnsi="Angsana New" w:hint="cs"/>
+          <w:cs/>
+        </w:rPr>
+        <w:t>5</w:t>
+      </w:r>
+      <w:r>
+        <w:rPr>
+          <w:rFonts w:ascii="Angsana New" w:hAnsi="Angsana New"/>
+          <w:cs/>
+        </w:rPr>
+        <w:tab/>
+      </w:r>
+      <w:r>
+        <w:rPr>
+          <w:rFonts w:ascii="Angsana New" w:hAnsi="Angsana New"/>
+          <w:cs/>
+        </w:rPr>
+        <w:t>งานวิจัยที่เกี่ยวข้อง</w:t>
+      </w:r>
+      <w:r>
+        <w:rPr>
+          <w:rFonts w:ascii="Angsana New" w:hAnsi="Angsana New"/>
+          <w:cs/>
+        </w:rPr>
+        <w:tab/>
+      </w:r>
+      <w:r>
+        <w:rPr>
+          <w:rFonts w:ascii="Angsana New" w:hAnsi="Angsana New" w:hint="cs"/>
+          <w:cs/>
+        </w:rPr>
+        <w:t>7</w:t>
       </w:r>
     </w:p>
     <w:p>
@@ -2602,7 +3273,7 @@
           <w:rFonts w:ascii="Angsana New" w:hAnsi="Angsana New" w:hint="cs"/>
           <w:cs/>
         </w:rPr>
-        <w:t>7</w:t>
+        <w:t>9</w:t>
       </w:r>
     </w:p>
     <w:p>
@@ -2649,7 +3320,7 @@
           <w:rFonts w:ascii="Angsana New" w:hAnsi="Angsana New" w:hint="cs"/>
           <w:cs/>
         </w:rPr>
-        <w:t>7</w:t>
+        <w:t>9</w:t>
       </w:r>
     </w:p>
     <w:p>
@@ -2664,12 +3335,13 @@
           <w:rFonts w:ascii="Angsana New" w:hAnsi="Angsana New"/>
         </w:rPr>
       </w:pPr>
-      <w:bookmarkStart w:id="3" w:name="_Hlk180018105"/>
-      <w:r>
-        <w:rPr>
-          <w:rFonts w:ascii="Angsana New" w:hAnsi="Angsana New"/>
-          <w:cs/>
-        </w:rPr>
+      <w:bookmarkStart w:id="4" w:name="_Hlk180018105"/>
+      <w:r>
+        <w:rPr>
+          <w:rFonts w:ascii="Angsana New" w:hAnsi="Angsana New"/>
+          <w:cs/>
+        </w:rPr>
+        <w:lastRenderedPageBreak/>
         <w:t xml:space="preserve">3.2 </w:t>
       </w:r>
       <w:r>
@@ -2697,7 +3369,7 @@
           <w:rFonts w:ascii="Angsana New" w:hAnsi="Angsana New" w:hint="cs"/>
           <w:cs/>
         </w:rPr>
-        <w:t>7</w:t>
+        <w:t>9</w:t>
       </w:r>
     </w:p>
     <w:p>
@@ -2758,7 +3430,7 @@
           <w:rFonts w:ascii="Angsana New" w:hAnsi="Angsana New" w:hint="cs"/>
           <w:cs/>
         </w:rPr>
-        <w:t>8</w:t>
+        <w:t>10</w:t>
       </w:r>
     </w:p>
     <w:p>
@@ -2819,7 +3491,14 @@
           <w:rFonts w:ascii="Angsana New" w:hAnsi="Angsana New" w:hint="cs"/>
           <w:cs/>
         </w:rPr>
-        <w:t>10</w:t>
+        <w:t>1</w:t>
+      </w:r>
+      <w:r>
+        <w:rPr>
+          <w:rFonts w:ascii="Angsana New" w:hAnsi="Angsana New" w:hint="cs"/>
+          <w:cs/>
+        </w:rPr>
+        <w:t>2</w:t>
       </w:r>
     </w:p>
     <w:p>
@@ -2880,7 +3559,14 @@
           <w:rFonts w:ascii="Angsana New" w:hAnsi="Angsana New" w:hint="cs"/>
           <w:cs/>
         </w:rPr>
-        <w:t>10</w:t>
+        <w:t>1</w:t>
+      </w:r>
+      <w:r>
+        <w:rPr>
+          <w:rFonts w:ascii="Angsana New" w:hAnsi="Angsana New" w:hint="cs"/>
+          <w:cs/>
+        </w:rPr>
+        <w:t>2</w:t>
       </w:r>
     </w:p>
     <w:p>
@@ -2941,7 +3627,14 @@
           <w:rFonts w:ascii="Angsana New" w:hAnsi="Angsana New" w:hint="cs"/>
           <w:cs/>
         </w:rPr>
-        <w:t>11</w:t>
+        <w:t>1</w:t>
+      </w:r>
+      <w:r>
+        <w:rPr>
+          <w:rFonts w:ascii="Angsana New" w:hAnsi="Angsana New" w:hint="cs"/>
+          <w:cs/>
+        </w:rPr>
+        <w:t>3</w:t>
       </w:r>
     </w:p>
     <w:p>
@@ -2995,10 +3688,17 @@
           <w:rFonts w:ascii="Angsana New" w:hAnsi="Angsana New" w:hint="cs"/>
           <w:cs/>
         </w:rPr>
-        <w:t>13</w:t>
-      </w:r>
-    </w:p>
-    <w:bookmarkEnd w:id="3"/>
+        <w:t>1</w:t>
+      </w:r>
+      <w:r>
+        <w:rPr>
+          <w:rFonts w:ascii="Angsana New" w:hAnsi="Angsana New" w:hint="cs"/>
+          <w:cs/>
+        </w:rPr>
+        <w:t>5</w:t>
+      </w:r>
+    </w:p>
+    <w:bookmarkEnd w:id="4"/>
     <w:p>
       <w:pPr>
         <w:tabs>
@@ -3050,7 +3750,14 @@
           <w:rFonts w:ascii="Angsana New" w:hAnsi="Angsana New" w:hint="cs"/>
           <w:cs/>
         </w:rPr>
-        <w:t>16</w:t>
+        <w:t>1</w:t>
+      </w:r>
+      <w:r>
+        <w:rPr>
+          <w:rFonts w:ascii="Angsana New" w:hAnsi="Angsana New" w:hint="cs"/>
+          <w:cs/>
+        </w:rPr>
+        <w:t>8</w:t>
       </w:r>
     </w:p>
     <w:p>
@@ -3069,7 +3776,6 @@
           <w:rFonts w:ascii="Angsana New" w:hAnsi="Angsana New"/>
           <w:cs/>
         </w:rPr>
-        <w:lastRenderedPageBreak/>
         <w:t>เอกสารอ้างอิง</w:t>
       </w:r>
       <w:r>
@@ -3084,7 +3790,7 @@
           <w:rFonts w:ascii="Angsana New" w:hAnsi="Angsana New" w:hint="cs"/>
           <w:cs/>
         </w:rPr>
-        <w:t>17</w:t>
+        <w:t>19</w:t>
       </w:r>
     </w:p>
     <w:p>
@@ -3117,7 +3823,7 @@
           <w:rFonts w:ascii="Angsana New" w:hAnsi="Angsana New" w:hint="cs"/>
           <w:cs/>
         </w:rPr>
-        <w:t>18</w:t>
+        <w:t>20</w:t>
       </w:r>
     </w:p>
     <w:p>
@@ -3151,7 +3857,7 @@
           <w:rFonts w:ascii="Angsana New" w:hAnsi="Angsana New" w:hint="cs"/>
           <w:cs/>
         </w:rPr>
-        <w:t>19</w:t>
+        <w:t>21</w:t>
       </w:r>
     </w:p>
     <w:p>
@@ -3185,7 +3891,62 @@
           <w:rFonts w:ascii="Angsana New" w:hAnsi="Angsana New" w:hint="cs"/>
           <w:cs/>
         </w:rPr>
-        <w:t>20</w:t>
+        <w:t>2</w:t>
+      </w:r>
+      <w:r>
+        <w:rPr>
+          <w:rFonts w:ascii="Angsana New" w:hAnsi="Angsana New" w:hint="cs"/>
+          <w:cs/>
+        </w:rPr>
+        <w:t>2</w:t>
+      </w:r>
+    </w:p>
+    <w:p>
+      <w:pPr>
+        <w:tabs>
+          <w:tab w:val="left" w:pos="1418"/>
+          <w:tab w:val="right" w:pos="8505"/>
+        </w:tabs>
+        <w:ind w:left="851"/>
+        <w:jc w:val="both"/>
+        <w:rPr>
+          <w:rFonts w:ascii="Angsana New" w:hAnsi="Angsana New"/>
+        </w:rPr>
+      </w:pPr>
+      <w:r>
+        <w:rPr>
+          <w:rFonts w:ascii="Angsana New" w:hAnsi="Angsana New" w:hint="cs"/>
+          <w:cs/>
+        </w:rPr>
+        <w:t xml:space="preserve">ภาคผนวก </w:t>
+      </w:r>
+      <w:r>
+        <w:rPr>
+          <w:rFonts w:ascii="Angsana New" w:hAnsi="Angsana New" w:hint="cs"/>
+          <w:cs/>
+        </w:rPr>
+        <w:t>ค</w:t>
+      </w:r>
+      <w:r>
+        <w:rPr>
+          <w:rFonts w:ascii="Angsana New" w:hAnsi="Angsana New"/>
+          <w:cs/>
+        </w:rPr>
+        <w:tab/>
+      </w:r>
+      <w:r>
+        <w:rPr>
+          <w:rFonts w:ascii="Angsana New" w:hAnsi="Angsana New" w:hint="cs"/>
+          <w:cs/>
+        </w:rPr>
+        <w:t>2</w:t>
+      </w:r>
+      <w:r>
+        <w:rPr>
+          <w:rFonts w:ascii="Angsana New" w:hAnsi="Angsana New" w:hint="cs"/>
+          <w:cs/>
+        </w:rPr>
+        <w:t>3</w:t>
       </w:r>
     </w:p>
     <w:p>
@@ -3218,7 +3979,14 @@
           <w:rFonts w:ascii="Angsana New" w:hAnsi="Angsana New" w:hint="cs"/>
           <w:cs/>
         </w:rPr>
-        <w:t>21</w:t>
+        <w:t>2</w:t>
+      </w:r>
+      <w:r>
+        <w:rPr>
+          <w:rFonts w:ascii="Angsana New" w:hAnsi="Angsana New" w:hint="cs"/>
+          <w:cs/>
+        </w:rPr>
+        <w:t>4</w:t>
       </w:r>
     </w:p>
     <w:p>
@@ -3239,7 +4007,7 @@
       <w:pPr>
         <w:pStyle w:val="1"/>
       </w:pPr>
-      <w:bookmarkStart w:id="4" w:name="_Toc229863374"/>
+      <w:bookmarkStart w:id="5" w:name="_Toc229863374"/>
       <w:r>
         <w:rPr>
           <w:cs/>
@@ -3247,7 +4015,7 @@
         <w:lastRenderedPageBreak/>
         <w:t>สารบัญตาราง</w:t>
       </w:r>
-      <w:bookmarkEnd w:id="4"/>
+      <w:bookmarkEnd w:id="5"/>
     </w:p>
     <w:p>
       <w:pPr>
@@ -3349,10 +4117,9 @@
       </w:r>
       <w:r>
         <w:rPr>
-          <w:rFonts w:ascii="Angsana New" w:hAnsi="Angsana New" w:hint="cs"/>
-          <w:cs/>
-        </w:rPr>
-        <w:t>3</w:t>
+          <w:rFonts w:ascii="Angsana New" w:hAnsi="Angsana New"/>
+        </w:rPr>
+        <w:t>5</w:t>
       </w:r>
     </w:p>
     <w:p>
@@ -3460,10 +4227,9 @@
       </w:r>
       <w:r>
         <w:rPr>
-          <w:rFonts w:ascii="Angsana New" w:hAnsi="Angsana New" w:hint="cs"/>
-          <w:cs/>
-        </w:rPr>
-        <w:t>3</w:t>
+          <w:rFonts w:ascii="Angsana New" w:hAnsi="Angsana New"/>
+        </w:rPr>
+        <w:t>5</w:t>
       </w:r>
     </w:p>
     <w:p>
@@ -3571,10 +4337,9 @@
       </w:r>
       <w:r>
         <w:rPr>
-          <w:rFonts w:ascii="Angsana New" w:hAnsi="Angsana New" w:hint="cs"/>
-          <w:cs/>
-        </w:rPr>
-        <w:t>3</w:t>
+          <w:rFonts w:ascii="Angsana New" w:hAnsi="Angsana New"/>
+        </w:rPr>
+        <w:t>5</w:t>
       </w:r>
     </w:p>
     <w:p>
@@ -3682,10 +4447,9 @@
       </w:r>
       <w:r>
         <w:rPr>
-          <w:rFonts w:ascii="Angsana New" w:hAnsi="Angsana New" w:hint="cs"/>
-          <w:cs/>
-        </w:rPr>
-        <w:t>3</w:t>
+          <w:rFonts w:ascii="Angsana New" w:hAnsi="Angsana New"/>
+        </w:rPr>
+        <w:t>5</w:t>
       </w:r>
     </w:p>
     <w:p>
@@ -3789,7 +4553,13 @@
         <w:rPr>
           <w:rFonts w:ascii="Angsana New" w:hAnsi="Angsana New"/>
         </w:rPr>
-        <w:t>14</w:t>
+        <w:t>1</w:t>
+      </w:r>
+      <w:r>
+        <w:rPr>
+          <w:rFonts w:ascii="Angsana New" w:hAnsi="Angsana New"/>
+        </w:rPr>
+        <w:t>6</w:t>
       </w:r>
     </w:p>
     <w:p>
@@ -3910,7 +4680,7 @@
           <w:rFonts w:ascii="Angsana New" w:hAnsi="Angsana New" w:hint="cs"/>
           <w:cs/>
         </w:rPr>
-        <w:t>5</w:t>
+        <w:t>7</w:t>
       </w:r>
     </w:p>
     <w:p>
@@ -3934,7 +4704,7 @@
           <w:cs/>
         </w:rPr>
       </w:pPr>
-      <w:bookmarkStart w:id="5" w:name="_Toc229863375"/>
+      <w:bookmarkStart w:id="6" w:name="_Toc229863375"/>
       <w:r>
         <w:rPr>
           <w:cs/>
@@ -3948,7 +4718,7 @@
         </w:rPr>
         <w:t>ภาพ</w:t>
       </w:r>
-      <w:bookmarkEnd w:id="5"/>
+      <w:bookmarkEnd w:id="6"/>
     </w:p>
     <w:p>
       <w:pPr>
@@ -4025,7 +4795,7 @@
           <w:rFonts w:ascii="Angsana New" w:hAnsi="Angsana New" w:hint="cs"/>
           <w:cs/>
         </w:rPr>
-        <w:t>2</w:t>
+        <w:t>1</w:t>
       </w:r>
     </w:p>
     <w:p>
@@ -4049,45 +4819,54 @@
       </w:r>
       <w:r>
         <w:rPr>
-          <w:rFonts w:ascii="Angsana New" w:hAnsi="Angsana New"/>
-          <w:cs/>
-        </w:rPr>
-        <w:t>1.</w:t>
-      </w:r>
-      <w:r>
-        <w:rPr>
-          <w:rFonts w:ascii="Angsana New" w:hAnsi="Angsana New" w:hint="cs"/>
-          <w:cs/>
-        </w:rPr>
-        <w:t>2</w:t>
-      </w:r>
-      <w:r>
-        <w:rPr>
-          <w:rFonts w:ascii="Angsana New" w:hAnsi="Angsana New"/>
-          <w:cs/>
-        </w:rPr>
-        <w:tab/>
-      </w:r>
-      <w:r>
-        <w:rPr>
-          <w:rFonts w:ascii="Angsana New" w:hAnsi="Angsana New"/>
-          <w:cs/>
-        </w:rPr>
-        <w:t>สถาปัตยกรรมของระบบ</w:t>
-      </w:r>
-      <w:r>
-        <w:rPr>
-          <w:rFonts w:ascii="Angsana New" w:hAnsi="Angsana New"/>
-          <w:cs/>
-        </w:rPr>
-        <w:tab/>
-      </w:r>
-      <w:r>
-        <w:rPr>
-          <w:rFonts w:ascii="Angsana New" w:hAnsi="Angsana New" w:hint="cs"/>
-          <w:cs/>
-        </w:rPr>
-        <w:t>3</w:t>
+          <w:rFonts w:ascii="Angsana New" w:hAnsi="Angsana New" w:hint="cs"/>
+          <w:cs/>
+        </w:rPr>
+        <w:t>2.1</w:t>
+      </w:r>
+      <w:r>
+        <w:rPr>
+          <w:rFonts w:ascii="Angsana New" w:hAnsi="Angsana New"/>
+          <w:cs/>
+        </w:rPr>
+        <w:tab/>
+      </w:r>
+      <w:r>
+        <w:rPr>
+          <w:rFonts w:ascii="Angsana New" w:hAnsi="Angsana New" w:hint="cs"/>
+          <w:cs/>
+        </w:rPr>
+        <w:t>แสดงอาร์เอฟไอดี</w:t>
+      </w:r>
+      <w:proofErr w:type="spellStart"/>
+      <w:r>
+        <w:rPr>
+          <w:rFonts w:ascii="Angsana New" w:hAnsi="Angsana New" w:hint="cs"/>
+          <w:cs/>
+        </w:rPr>
+        <w:t>แท็ก</w:t>
+      </w:r>
+      <w:proofErr w:type="spellEnd"/>
+      <w:r>
+        <w:rPr>
+          <w:rFonts w:ascii="Angsana New" w:hAnsi="Angsana New" w:hint="cs"/>
+          <w:cs/>
+        </w:rPr>
+        <w:t>แบบต่าง ๆ เลือกได้ตามรูปแบบการใช้งาน</w:t>
+      </w:r>
+      <w:r>
+        <w:rPr>
+          <w:rFonts w:ascii="Angsana New" w:hAnsi="Angsana New"/>
+          <w:cs/>
+        </w:rPr>
+        <w:tab/>
+      </w:r>
+      <w:r>
+        <w:rPr>
+          <w:rFonts w:ascii="Angsana New" w:hAnsi="Angsana New" w:hint="cs"/>
+          <w:cs/>
+        </w:rPr>
+        <w:t>4</w:t>
       </w:r>
     </w:p>
     <w:p>
@@ -4107,49 +4886,78 @@
           <w:rFonts w:ascii="Angsana New" w:hAnsi="Angsana New" w:hint="cs"/>
           <w:cs/>
         </w:rPr>
-        <w:t xml:space="preserve">ภาพที่ </w:t>
-      </w:r>
-      <w:r>
-        <w:rPr>
-          <w:rFonts w:ascii="Angsana New" w:hAnsi="Angsana New" w:hint="cs"/>
-          <w:cs/>
-        </w:rPr>
-        <w:t>3</w:t>
-      </w:r>
-      <w:r>
-        <w:rPr>
-          <w:rFonts w:ascii="Angsana New" w:hAnsi="Angsana New"/>
-          <w:cs/>
-        </w:rPr>
-        <w:t>.1</w:t>
-      </w:r>
-      <w:r>
-        <w:rPr>
-          <w:rFonts w:ascii="Angsana New" w:hAnsi="Angsana New"/>
-          <w:cs/>
-        </w:rPr>
-        <w:tab/>
-      </w:r>
-      <w:r>
-        <w:rPr>
-          <w:rFonts w:ascii="Angsana New" w:hAnsi="Angsana New"/>
-          <w:cs/>
-        </w:rPr>
-        <w:t>แสดงฐานข้อมูลที่ใช้ในการจัดเก็บสินค้าคงคลัง</w:t>
-      </w:r>
-      <w:r>
-        <w:rPr>
-          <w:rFonts w:ascii="Angsana New" w:hAnsi="Angsana New"/>
-          <w:cs/>
-        </w:rPr>
-        <w:tab/>
-      </w:r>
-      <w:r>
-        <w:rPr>
-          <w:rFonts w:ascii="Angsana New" w:hAnsi="Angsana New" w:hint="cs"/>
-          <w:cs/>
-        </w:rPr>
-        <w:t>8</w:t>
+        <w:t>ภาพที่ 2.</w:t>
+      </w:r>
+      <w:r>
+        <w:rPr>
+          <w:rFonts w:ascii="Angsana New" w:hAnsi="Angsana New" w:hint="cs"/>
+          <w:cs/>
+        </w:rPr>
+        <w:t>2</w:t>
+      </w:r>
+      <w:r>
+        <w:rPr>
+          <w:rFonts w:ascii="Angsana New" w:hAnsi="Angsana New"/>
+          <w:cs/>
+        </w:rPr>
+        <w:tab/>
+      </w:r>
+      <w:r>
+        <w:rPr>
+          <w:rFonts w:ascii="Angsana New" w:hAnsi="Angsana New" w:hint="cs"/>
+          <w:cs/>
+        </w:rPr>
+        <w:t>อาร์</w:t>
+      </w:r>
+      <w:r>
+        <w:rPr>
+          <w:rFonts w:ascii="Angsana New" w:hAnsi="Angsana New" w:hint="cs"/>
+          <w:cs/>
+        </w:rPr>
+        <w:t>เอฟไอดี</w:t>
+      </w:r>
+      <w:r>
+        <w:rPr>
+          <w:rFonts w:ascii="Angsana New" w:hAnsi="Angsana New" w:hint="cs"/>
+          <w:cs/>
+        </w:rPr>
+        <w:t>รีด</w:t>
+      </w:r>
+      <w:proofErr w:type="spellStart"/>
+      <w:r>
+        <w:rPr>
+          <w:rFonts w:ascii="Angsana New" w:hAnsi="Angsana New" w:hint="cs"/>
+          <w:cs/>
+        </w:rPr>
+        <w:t>เดอร์</w:t>
+      </w:r>
+      <w:proofErr w:type="spellEnd"/>
+      <w:r>
+        <w:rPr>
+          <w:rFonts w:ascii="Angsana New" w:hAnsi="Angsana New" w:hint="cs"/>
+          <w:cs/>
+        </w:rPr>
+        <w:t xml:space="preserve">โมดูล </w:t>
+      </w:r>
+      <w:r>
+        <w:rPr>
+          <w:rFonts w:ascii="Angsana New" w:hAnsi="Angsana New"/>
+        </w:rPr>
+        <w:t>FM-505</w:t>
+      </w:r>
+      <w:r>
+        <w:rPr>
+          <w:rFonts w:ascii="Angsana New" w:hAnsi="Angsana New"/>
+          <w:cs/>
+        </w:rPr>
+        <w:tab/>
+      </w:r>
+      <w:r>
+        <w:rPr>
+          <w:rFonts w:ascii="Angsana New" w:hAnsi="Angsana New" w:hint="cs"/>
+          <w:cs/>
+        </w:rPr>
+        <w:t>4</w:t>
       </w:r>
     </w:p>
     <w:p>
@@ -4169,7 +4977,7 @@
           <w:rFonts w:ascii="Angsana New" w:hAnsi="Angsana New" w:hint="cs"/>
           <w:cs/>
         </w:rPr>
-        <w:t xml:space="preserve">ภาพที่ </w:t>
+        <w:t>ภาพที่ 2.</w:t>
       </w:r>
       <w:r>
         <w:rPr>
@@ -4183,42 +4991,35 @@
           <w:rFonts w:ascii="Angsana New" w:hAnsi="Angsana New"/>
           <w:cs/>
         </w:rPr>
-        <w:t>.</w:t>
-      </w:r>
-      <w:r>
-        <w:rPr>
-          <w:rFonts w:ascii="Angsana New" w:hAnsi="Angsana New" w:hint="cs"/>
-          <w:cs/>
-        </w:rPr>
-        <w:t>2</w:t>
-      </w:r>
-      <w:r>
-        <w:rPr>
-          <w:rFonts w:ascii="Angsana New" w:hAnsi="Angsana New"/>
-          <w:cs/>
-        </w:rPr>
-        <w:tab/>
-      </w:r>
-      <w:r>
-        <w:rPr>
-          <w:rFonts w:ascii="Angsana New" w:hAnsi="Angsana New"/>
-          <w:cs/>
-        </w:rPr>
-        <w:t>ส่วนประกอบของชุดอ่านรหัส อาร์เอฟไอดี</w:t>
-      </w:r>
-      <w:r>
-        <w:rPr>
-          <w:rFonts w:ascii="Angsana New" w:hAnsi="Angsana New"/>
-          <w:cs/>
-        </w:rPr>
-        <w:tab/>
-      </w:r>
-      <w:r>
-        <w:rPr>
-          <w:rFonts w:ascii="Angsana New" w:hAnsi="Angsana New" w:hint="cs"/>
-          <w:cs/>
-        </w:rPr>
-        <w:t>9</w:t>
+        <w:tab/>
+      </w:r>
+      <w:r>
+        <w:rPr>
+          <w:rFonts w:ascii="Angsana New" w:hAnsi="Angsana New" w:hint="cs"/>
+          <w:cs/>
+        </w:rPr>
+        <w:t>แสดง</w:t>
+      </w:r>
+      <w:r>
+        <w:rPr>
+          <w:rFonts w:ascii="Angsana New" w:hAnsi="Angsana New" w:hint="cs"/>
+          <w:cs/>
+        </w:rPr>
+        <w:t>การทำงานของเทคโนโลยีอาร์เอฟไอดี</w:t>
+      </w:r>
+      <w:r>
+        <w:rPr>
+          <w:rFonts w:ascii="Angsana New" w:hAnsi="Angsana New"/>
+          <w:cs/>
+        </w:rPr>
+        <w:tab/>
+      </w:r>
+      <w:r>
+        <w:rPr>
+          <w:rFonts w:ascii="Angsana New" w:hAnsi="Angsana New" w:hint="cs"/>
+          <w:cs/>
+        </w:rPr>
+        <w:t>5</w:t>
       </w:r>
     </w:p>
     <w:p>
@@ -4238,69 +5039,48 @@
           <w:rFonts w:ascii="Angsana New" w:hAnsi="Angsana New" w:hint="cs"/>
           <w:cs/>
         </w:rPr>
-        <w:t xml:space="preserve">ภาพที่ </w:t>
-      </w:r>
-      <w:r>
-        <w:rPr>
-          <w:rFonts w:ascii="Angsana New" w:hAnsi="Angsana New" w:hint="cs"/>
-          <w:cs/>
-        </w:rPr>
-        <w:t>3</w:t>
-      </w:r>
-      <w:r>
-        <w:rPr>
-          <w:rFonts w:ascii="Angsana New" w:hAnsi="Angsana New"/>
-          <w:cs/>
-        </w:rPr>
-        <w:t>.</w:t>
-      </w:r>
-      <w:r>
-        <w:rPr>
-          <w:rFonts w:ascii="Angsana New" w:hAnsi="Angsana New" w:hint="cs"/>
-          <w:cs/>
-        </w:rPr>
-        <w:t>3</w:t>
-      </w:r>
-      <w:r>
-        <w:rPr>
-          <w:rFonts w:ascii="Angsana New" w:hAnsi="Angsana New"/>
-          <w:cs/>
-        </w:rPr>
-        <w:tab/>
-      </w:r>
-      <w:r>
-        <w:rPr>
-          <w:rFonts w:ascii="Angsana New" w:hAnsi="Angsana New"/>
-          <w:cs/>
-        </w:rPr>
-        <w:t xml:space="preserve">ต้นแบบชุดอ่านรหัส อาร์เอฟไอดี ด้วย </w:t>
-      </w:r>
-      <w:r>
-        <w:rPr>
-          <w:rFonts w:ascii="Angsana New" w:hAnsi="Angsana New"/>
-        </w:rPr>
-        <w:t xml:space="preserve">Raspberry Pi </w:t>
-      </w:r>
-      <w:r>
-        <w:rPr>
-          <w:rFonts w:ascii="Angsana New" w:hAnsi="Angsana New"/>
+        <w:t>ภาพที่ 2.</w:t>
+      </w:r>
+      <w:r>
+        <w:rPr>
+          <w:rFonts w:ascii="Angsana New" w:hAnsi="Angsana New" w:hint="cs"/>
+          <w:cs/>
+        </w:rPr>
+        <w:t>4</w:t>
+      </w:r>
+      <w:r>
+        <w:rPr>
+          <w:rFonts w:ascii="Angsana New" w:hAnsi="Angsana New"/>
+          <w:cs/>
+        </w:rPr>
+        <w:tab/>
+      </w:r>
+      <w:r>
+        <w:rPr>
+          <w:rFonts w:ascii="Angsana New" w:hAnsi="Angsana New" w:hint="cs"/>
+          <w:cs/>
+        </w:rPr>
+        <w:t>คอมพิวเตอร์บอร์ดเดี่ยว (</w:t>
+      </w:r>
+      <w:r>
+        <w:rPr>
+          <w:rFonts w:ascii="Angsana New" w:hAnsi="Angsana New"/>
+        </w:rPr>
+        <w:t>Raspberry Pi 5)</w:t>
+      </w:r>
+      <w:r>
+        <w:rPr>
+          <w:rFonts w:ascii="Angsana New" w:hAnsi="Angsana New"/>
+          <w:cs/>
+        </w:rPr>
+        <w:tab/>
+      </w:r>
+      <w:r>
+        <w:rPr>
+          <w:rFonts w:ascii="Angsana New" w:hAnsi="Angsana New" w:hint="cs"/>
           <w:cs/>
         </w:rPr>
         <w:t>5</w:t>
-      </w:r>
-      <w:r>
-        <w:rPr>
-          <w:rFonts w:ascii="Angsana New" w:hAnsi="Angsana New"/>
-          <w:cs/>
-        </w:rPr>
-        <w:tab/>
-      </w:r>
-      <w:r>
-        <w:rPr>
-          <w:rFonts w:ascii="Angsana New" w:hAnsi="Angsana New" w:hint="cs"/>
-          <w:cs/>
-        </w:rPr>
-        <w:t>9</w:t>
       </w:r>
     </w:p>
     <w:p>
@@ -4320,49 +5100,28 @@
           <w:rFonts w:ascii="Angsana New" w:hAnsi="Angsana New" w:hint="cs"/>
           <w:cs/>
         </w:rPr>
-        <w:t xml:space="preserve">ภาพที่ </w:t>
-      </w:r>
-      <w:r>
-        <w:rPr>
-          <w:rFonts w:ascii="Angsana New" w:hAnsi="Angsana New" w:hint="cs"/>
-          <w:cs/>
-        </w:rPr>
-        <w:t>3</w:t>
-      </w:r>
-      <w:r>
-        <w:rPr>
-          <w:rFonts w:ascii="Angsana New" w:hAnsi="Angsana New"/>
-          <w:cs/>
-        </w:rPr>
-        <w:t>.</w:t>
-      </w:r>
-      <w:r>
-        <w:rPr>
-          <w:rFonts w:ascii="Angsana New" w:hAnsi="Angsana New" w:hint="cs"/>
-          <w:cs/>
-        </w:rPr>
-        <w:t>4</w:t>
-      </w:r>
-      <w:r>
-        <w:rPr>
-          <w:rFonts w:ascii="Angsana New" w:hAnsi="Angsana New"/>
-          <w:cs/>
-        </w:rPr>
-        <w:tab/>
-      </w:r>
-      <w:r>
-        <w:rPr>
-          <w:rFonts w:ascii="Angsana New" w:hAnsi="Angsana New" w:hint="cs"/>
-          <w:cs/>
-        </w:rPr>
-        <w:t>ต</w:t>
-      </w:r>
-      <w:r>
-        <w:rPr>
-          <w:rFonts w:ascii="Angsana New" w:hAnsi="Angsana New"/>
-          <w:cs/>
-        </w:rPr>
-        <w:t>ัวอย่างผลลัพธ์จากการทดสอบอ่านรหัสที่ 100 รหัส</w:t>
+        <w:t>ภาพที่ 3</w:t>
+      </w:r>
+      <w:r>
+        <w:rPr>
+          <w:rFonts w:ascii="Angsana New" w:hAnsi="Angsana New"/>
+          <w:cs/>
+        </w:rPr>
+        <w:t>.1</w:t>
+      </w:r>
+      <w:r>
+        <w:rPr>
+          <w:rFonts w:ascii="Angsana New" w:hAnsi="Angsana New"/>
+          <w:cs/>
+        </w:rPr>
+        <w:tab/>
+      </w:r>
+      <w:r>
+        <w:rPr>
+          <w:rFonts w:ascii="Angsana New" w:hAnsi="Angsana New"/>
+          <w:cs/>
+        </w:rPr>
+        <w:t>แสดงฐานข้อมูลที่ใช้ในการจัดเก็บสินค้าคงคลัง</w:t>
       </w:r>
       <w:r>
         <w:rPr>
@@ -4396,14 +5155,7 @@
           <w:rFonts w:ascii="Angsana New" w:hAnsi="Angsana New" w:hint="cs"/>
           <w:cs/>
         </w:rPr>
-        <w:t xml:space="preserve">ภาพที่ </w:t>
-      </w:r>
-      <w:r>
-        <w:rPr>
-          <w:rFonts w:ascii="Angsana New" w:hAnsi="Angsana New" w:hint="cs"/>
-          <w:cs/>
-        </w:rPr>
-        <w:t>3</w:t>
+        <w:t>ภาพที่ 3</w:t>
       </w:r>
       <w:r>
         <w:rPr>
@@ -4417,21 +5169,21 @@
           <w:rFonts w:ascii="Angsana New" w:hAnsi="Angsana New" w:hint="cs"/>
           <w:cs/>
         </w:rPr>
-        <w:t>5</w:t>
-      </w:r>
-      <w:r>
-        <w:rPr>
-          <w:rFonts w:ascii="Angsana New" w:hAnsi="Angsana New"/>
-          <w:cs/>
-        </w:rPr>
-        <w:tab/>
-      </w:r>
-      <w:r>
-        <w:rPr>
-          <w:rFonts w:ascii="Angsana New" w:hAnsi="Angsana New"/>
-          <w:cs/>
-        </w:rPr>
-        <w:t>แสดงการจัดเรียงรหัสที่ใช้ในการทดสอบประสิทธิภาพการอ่าน</w:t>
+        <w:t>2</w:t>
+      </w:r>
+      <w:r>
+        <w:rPr>
+          <w:rFonts w:ascii="Angsana New" w:hAnsi="Angsana New"/>
+          <w:cs/>
+        </w:rPr>
+        <w:tab/>
+      </w:r>
+      <w:r>
+        <w:rPr>
+          <w:rFonts w:ascii="Angsana New" w:hAnsi="Angsana New"/>
+          <w:cs/>
+        </w:rPr>
+        <w:t>ส่วนประกอบของชุดอ่านรหัส อาร์เอฟไอดี</w:t>
       </w:r>
       <w:r>
         <w:rPr>
@@ -4465,7 +5217,14 @@
           <w:rFonts w:ascii="Angsana New" w:hAnsi="Angsana New" w:hint="cs"/>
           <w:cs/>
         </w:rPr>
-        <w:t xml:space="preserve">ภาพที่ </w:t>
+        <w:t>ภาพที่ 3</w:t>
+      </w:r>
+      <w:r>
+        <w:rPr>
+          <w:rFonts w:ascii="Angsana New" w:hAnsi="Angsana New"/>
+          <w:cs/>
+        </w:rPr>
+        <w:t>.</w:t>
       </w:r>
       <w:r>
         <w:rPr>
@@ -4479,49 +5238,41 @@
           <w:rFonts w:ascii="Angsana New" w:hAnsi="Angsana New"/>
           <w:cs/>
         </w:rPr>
-        <w:t>.</w:t>
-      </w:r>
-      <w:r>
-        <w:rPr>
-          <w:rFonts w:ascii="Angsana New" w:hAnsi="Angsana New" w:hint="cs"/>
-          <w:cs/>
-        </w:rPr>
-        <w:t>6</w:t>
-      </w:r>
-      <w:r>
-        <w:rPr>
-          <w:rFonts w:ascii="Angsana New" w:hAnsi="Angsana New"/>
-          <w:cs/>
-        </w:rPr>
-        <w:tab/>
-      </w:r>
-      <w:r>
-        <w:rPr>
-          <w:rFonts w:ascii="Angsana New" w:hAnsi="Angsana New"/>
-          <w:cs/>
-        </w:rPr>
-        <w:t>แสดงการบรรจุสินค้าลงกล่องกระดาษ</w:t>
-      </w:r>
-      <w:r>
-        <w:rPr>
-          <w:rFonts w:ascii="Angsana New" w:hAnsi="Angsana New"/>
-          <w:cs/>
-        </w:rPr>
-        <w:tab/>
-      </w:r>
-      <w:r>
-        <w:rPr>
-          <w:rFonts w:ascii="Angsana New" w:hAnsi="Angsana New" w:hint="cs"/>
-          <w:cs/>
-        </w:rPr>
-        <w:t>1</w:t>
-      </w:r>
-      <w:r>
-        <w:rPr>
-          <w:rFonts w:ascii="Angsana New" w:hAnsi="Angsana New" w:hint="cs"/>
-          <w:cs/>
-        </w:rPr>
-        <w:t>2</w:t>
+        <w:tab/>
+      </w:r>
+      <w:r>
+        <w:rPr>
+          <w:rFonts w:ascii="Angsana New" w:hAnsi="Angsana New"/>
+          <w:cs/>
+        </w:rPr>
+        <w:t xml:space="preserve">ต้นแบบชุดอ่านรหัส อาร์เอฟไอดี ด้วย </w:t>
+      </w:r>
+      <w:r>
+        <w:rPr>
+          <w:rFonts w:ascii="Angsana New" w:hAnsi="Angsana New"/>
+        </w:rPr>
+        <w:t xml:space="preserve">Raspberry Pi </w:t>
+      </w:r>
+      <w:r>
+        <w:rPr>
+          <w:rFonts w:ascii="Angsana New" w:hAnsi="Angsana New"/>
+          <w:cs/>
+        </w:rPr>
+        <w:t>5</w:t>
+      </w:r>
+      <w:r>
+        <w:rPr>
+          <w:rFonts w:ascii="Angsana New" w:hAnsi="Angsana New"/>
+          <w:cs/>
+        </w:rPr>
+        <w:tab/>
+      </w:r>
+      <w:r>
+        <w:rPr>
+          <w:rFonts w:ascii="Angsana New" w:hAnsi="Angsana New" w:hint="cs"/>
+          <w:cs/>
+        </w:rPr>
+        <w:t>11</w:t>
       </w:r>
     </w:p>
     <w:p>
@@ -4541,14 +5292,7 @@
           <w:rFonts w:ascii="Angsana New" w:hAnsi="Angsana New" w:hint="cs"/>
           <w:cs/>
         </w:rPr>
-        <w:t xml:space="preserve">ภาพที่ </w:t>
-      </w:r>
-      <w:r>
-        <w:rPr>
-          <w:rFonts w:ascii="Angsana New" w:hAnsi="Angsana New" w:hint="cs"/>
-          <w:cs/>
-        </w:rPr>
-        <w:t>3</w:t>
+        <w:t>ภาพที่ 3</w:t>
       </w:r>
       <w:r>
         <w:rPr>
@@ -4562,42 +5306,42 @@
           <w:rFonts w:ascii="Angsana New" w:hAnsi="Angsana New" w:hint="cs"/>
           <w:cs/>
         </w:rPr>
-        <w:t>7</w:t>
-      </w:r>
-      <w:r>
-        <w:rPr>
-          <w:rFonts w:ascii="Angsana New" w:hAnsi="Angsana New"/>
-          <w:cs/>
-        </w:rPr>
-        <w:tab/>
-      </w:r>
-      <w:r>
-        <w:rPr>
-          <w:rFonts w:ascii="Angsana New" w:hAnsi="Angsana New"/>
-          <w:cs/>
-        </w:rPr>
-        <w:t>แสดงการบรรจุสินค้าคงคลังในกล่องพลาสติก</w:t>
-      </w:r>
-      <w:r>
-        <w:rPr>
-          <w:rFonts w:ascii="Angsana New" w:hAnsi="Angsana New"/>
-          <w:cs/>
-        </w:rPr>
-        <w:tab/>
-      </w:r>
-      <w:r>
-        <w:rPr>
-          <w:rFonts w:ascii="Angsana New" w:hAnsi="Angsana New" w:hint="cs"/>
-          <w:cs/>
-        </w:rPr>
-        <w:t>1</w:t>
-      </w:r>
-      <w:r>
-        <w:rPr>
-          <w:rFonts w:ascii="Angsana New" w:hAnsi="Angsana New" w:hint="cs"/>
-          <w:cs/>
-        </w:rPr>
-        <w:t>2</w:t>
+        <w:t>4</w:t>
+      </w:r>
+      <w:r>
+        <w:rPr>
+          <w:rFonts w:ascii="Angsana New" w:hAnsi="Angsana New"/>
+          <w:cs/>
+        </w:rPr>
+        <w:tab/>
+      </w:r>
+      <w:r>
+        <w:rPr>
+          <w:rFonts w:ascii="Angsana New" w:hAnsi="Angsana New" w:hint="cs"/>
+          <w:cs/>
+        </w:rPr>
+        <w:t>ต</w:t>
+      </w:r>
+      <w:r>
+        <w:rPr>
+          <w:rFonts w:ascii="Angsana New" w:hAnsi="Angsana New"/>
+          <w:cs/>
+        </w:rPr>
+        <w:t>ัวอย่างผลลัพธ์จากการทดสอบอ่านรหัสที่ 100 รหัส</w:t>
+      </w:r>
+      <w:r>
+        <w:rPr>
+          <w:rFonts w:ascii="Angsana New" w:hAnsi="Angsana New"/>
+          <w:cs/>
+        </w:rPr>
+        <w:tab/>
+      </w:r>
+      <w:r>
+        <w:rPr>
+          <w:rFonts w:ascii="Angsana New" w:hAnsi="Angsana New" w:hint="cs"/>
+          <w:cs/>
+        </w:rPr>
+        <w:t>12</w:t>
       </w:r>
     </w:p>
     <w:p>
@@ -4617,14 +5361,193 @@
           <w:rFonts w:ascii="Angsana New" w:hAnsi="Angsana New" w:hint="cs"/>
           <w:cs/>
         </w:rPr>
-        <w:t xml:space="preserve">ภาพที่ </w:t>
-      </w:r>
-      <w:r>
-        <w:rPr>
-          <w:rFonts w:ascii="Angsana New" w:hAnsi="Angsana New" w:hint="cs"/>
-          <w:cs/>
-        </w:rPr>
-        <w:t>4</w:t>
+        <w:t>ภาพที่ 3</w:t>
+      </w:r>
+      <w:r>
+        <w:rPr>
+          <w:rFonts w:ascii="Angsana New" w:hAnsi="Angsana New"/>
+          <w:cs/>
+        </w:rPr>
+        <w:t>.</w:t>
+      </w:r>
+      <w:r>
+        <w:rPr>
+          <w:rFonts w:ascii="Angsana New" w:hAnsi="Angsana New" w:hint="cs"/>
+          <w:cs/>
+        </w:rPr>
+        <w:t>5</w:t>
+      </w:r>
+      <w:r>
+        <w:rPr>
+          <w:rFonts w:ascii="Angsana New" w:hAnsi="Angsana New"/>
+          <w:cs/>
+        </w:rPr>
+        <w:tab/>
+      </w:r>
+      <w:r>
+        <w:rPr>
+          <w:rFonts w:ascii="Angsana New" w:hAnsi="Angsana New"/>
+          <w:cs/>
+        </w:rPr>
+        <w:t>แสดงการจัดเรียงรหัสที่ใช้ในการทดสอบประสิทธิภาพการอ่าน</w:t>
+      </w:r>
+      <w:r>
+        <w:rPr>
+          <w:rFonts w:ascii="Angsana New" w:hAnsi="Angsana New"/>
+          <w:cs/>
+        </w:rPr>
+        <w:tab/>
+      </w:r>
+      <w:r>
+        <w:rPr>
+          <w:rFonts w:ascii="Angsana New" w:hAnsi="Angsana New" w:hint="cs"/>
+          <w:cs/>
+        </w:rPr>
+        <w:t>13</w:t>
+      </w:r>
+    </w:p>
+    <w:p>
+      <w:pPr>
+        <w:tabs>
+          <w:tab w:val="left" w:pos="1134"/>
+          <w:tab w:val="right" w:pos="8505"/>
+        </w:tabs>
+        <w:spacing w:before="240"/>
+        <w:jc w:val="both"/>
+        <w:rPr>
+          <w:rFonts w:ascii="Angsana New" w:hAnsi="Angsana New"/>
+        </w:rPr>
+      </w:pPr>
+      <w:r>
+        <w:rPr>
+          <w:rFonts w:ascii="Angsana New" w:hAnsi="Angsana New" w:hint="cs"/>
+          <w:cs/>
+        </w:rPr>
+        <w:t>ภาพที่ 3</w:t>
+      </w:r>
+      <w:r>
+        <w:rPr>
+          <w:rFonts w:ascii="Angsana New" w:hAnsi="Angsana New"/>
+          <w:cs/>
+        </w:rPr>
+        <w:t>.</w:t>
+      </w:r>
+      <w:r>
+        <w:rPr>
+          <w:rFonts w:ascii="Angsana New" w:hAnsi="Angsana New" w:hint="cs"/>
+          <w:cs/>
+        </w:rPr>
+        <w:t>6</w:t>
+      </w:r>
+      <w:r>
+        <w:rPr>
+          <w:rFonts w:ascii="Angsana New" w:hAnsi="Angsana New"/>
+          <w:cs/>
+        </w:rPr>
+        <w:tab/>
+      </w:r>
+      <w:r>
+        <w:rPr>
+          <w:rFonts w:ascii="Angsana New" w:hAnsi="Angsana New"/>
+          <w:cs/>
+        </w:rPr>
+        <w:t>แสดงการบรรจุสินค้าลงกล่องกระดาษ</w:t>
+      </w:r>
+      <w:r>
+        <w:rPr>
+          <w:rFonts w:ascii="Angsana New" w:hAnsi="Angsana New"/>
+          <w:cs/>
+        </w:rPr>
+        <w:tab/>
+      </w:r>
+      <w:r>
+        <w:rPr>
+          <w:rFonts w:ascii="Angsana New" w:hAnsi="Angsana New" w:hint="cs"/>
+          <w:cs/>
+        </w:rPr>
+        <w:t>14</w:t>
+      </w:r>
+    </w:p>
+    <w:p>
+      <w:pPr>
+        <w:tabs>
+          <w:tab w:val="left" w:pos="1134"/>
+          <w:tab w:val="right" w:pos="8505"/>
+        </w:tabs>
+        <w:spacing w:before="240"/>
+        <w:jc w:val="both"/>
+        <w:rPr>
+          <w:rFonts w:ascii="Angsana New" w:hAnsi="Angsana New"/>
+        </w:rPr>
+      </w:pPr>
+      <w:r>
+        <w:rPr>
+          <w:rFonts w:ascii="Angsana New" w:hAnsi="Angsana New" w:hint="cs"/>
+          <w:cs/>
+        </w:rPr>
+        <w:t>ภาพที่ 3</w:t>
+      </w:r>
+      <w:r>
+        <w:rPr>
+          <w:rFonts w:ascii="Angsana New" w:hAnsi="Angsana New"/>
+          <w:cs/>
+        </w:rPr>
+        <w:t>.</w:t>
+      </w:r>
+      <w:r>
+        <w:rPr>
+          <w:rFonts w:ascii="Angsana New" w:hAnsi="Angsana New" w:hint="cs"/>
+          <w:cs/>
+        </w:rPr>
+        <w:t>7</w:t>
+      </w:r>
+      <w:r>
+        <w:rPr>
+          <w:rFonts w:ascii="Angsana New" w:hAnsi="Angsana New"/>
+          <w:cs/>
+        </w:rPr>
+        <w:tab/>
+      </w:r>
+      <w:r>
+        <w:rPr>
+          <w:rFonts w:ascii="Angsana New" w:hAnsi="Angsana New"/>
+          <w:cs/>
+        </w:rPr>
+        <w:t>แสดงการบรรจุสินค้าคงคลังในกล่องพลาสติก</w:t>
+      </w:r>
+      <w:r>
+        <w:rPr>
+          <w:rFonts w:ascii="Angsana New" w:hAnsi="Angsana New"/>
+          <w:cs/>
+        </w:rPr>
+        <w:tab/>
+      </w:r>
+      <w:r>
+        <w:rPr>
+          <w:rFonts w:ascii="Angsana New" w:hAnsi="Angsana New" w:hint="cs"/>
+          <w:cs/>
+        </w:rPr>
+        <w:t>14</w:t>
+      </w:r>
+    </w:p>
+    <w:p>
+      <w:pPr>
+        <w:tabs>
+          <w:tab w:val="left" w:pos="1134"/>
+          <w:tab w:val="right" w:pos="8505"/>
+        </w:tabs>
+        <w:spacing w:before="240"/>
+        <w:jc w:val="both"/>
+        <w:rPr>
+          <w:rFonts w:ascii="Angsana New" w:hAnsi="Angsana New"/>
+        </w:rPr>
+      </w:pPr>
+      <w:r>
+        <w:rPr>
+          <w:rFonts w:ascii="Angsana New" w:hAnsi="Angsana New" w:hint="cs"/>
+          <w:cs/>
+        </w:rPr>
+        <w:t>ภาพที่ 4</w:t>
       </w:r>
       <w:r>
         <w:rPr>
@@ -4690,14 +5613,13 @@
           <w:rFonts w:ascii="Angsana New" w:hAnsi="Angsana New" w:hint="cs"/>
           <w:cs/>
         </w:rPr>
-        <w:t>15</w:t>
+        <w:t>17</w:t>
       </w:r>
     </w:p>
     <w:p>
       <w:pPr>
         <w:spacing w:before="240" w:after="160"/>
         <w:rPr>
-          <w:rFonts w:hint="cs"/>
           <w:cs/>
         </w:rPr>
       </w:pPr>
@@ -4715,7 +5637,7 @@
           <w:cs/>
         </w:rPr>
       </w:pPr>
-      <w:bookmarkStart w:id="6" w:name="_Toc229863376"/>
+      <w:bookmarkStart w:id="7" w:name="_Toc229863376"/>
       <w:r>
         <w:rPr>
           <w:rFonts w:hint="cs"/>
@@ -4724,7 +5646,7 @@
         <w:lastRenderedPageBreak/>
         <w:t>รายการอักษรย่อ</w:t>
       </w:r>
-      <w:bookmarkEnd w:id="6"/>
+      <w:bookmarkEnd w:id="7"/>
     </w:p>
     <w:p>
       <w:pPr>
@@ -4814,14 +5736,7 @@
           <w:rFonts w:cs="Times New Roman"/>
           <w:szCs w:val="24"/>
         </w:rPr>
-        <w:t>A</w:t>
-      </w:r>
-      <w:r>
-        <w:rPr>
-          <w:rFonts w:cs="Times New Roman"/>
-          <w:szCs w:val="24"/>
-        </w:rPr>
-        <w:t>WS</w:t>
+        <w:t>AWS</w:t>
       </w:r>
       <w:r>
         <w:rPr>
@@ -5173,122 +6088,139 @@
           <w:rFonts w:cs="Times New Roman"/>
           <w:szCs w:val="24"/>
         </w:rPr>
-        <w:t>U</w:t>
+        <w:t>USB</w:t>
       </w:r>
       <w:r>
         <w:rPr>
           <w:rFonts w:cs="Times New Roman"/>
           <w:szCs w:val="24"/>
         </w:rPr>
-        <w:t>SB</w:t>
+        <w:tab/>
       </w:r>
       <w:r>
         <w:rPr>
           <w:rFonts w:cs="Times New Roman"/>
           <w:szCs w:val="24"/>
         </w:rPr>
-        <w:tab/>
-      </w:r>
+        <w:t>Universal Serial Bus</w:t>
+      </w:r>
+    </w:p>
+    <w:p>
+      <w:pPr>
+        <w:spacing w:before="240" w:after="160"/>
+        <w:rPr>
+          <w:cs/>
+        </w:rPr>
+      </w:pPr>
+      <w:r>
+        <w:rPr>
+          <w:cs/>
+        </w:rPr>
+        <w:br w:type="page"/>
+      </w:r>
+    </w:p>
+    <w:p>
+      <w:pPr>
+        <w:pStyle w:val="1"/>
+        <w:rPr>
+          <w:cs/>
+        </w:rPr>
+      </w:pPr>
+      <w:bookmarkStart w:id="8" w:name="_Toc229863377"/>
+      <w:r>
+        <w:rPr>
+          <w:rFonts w:hint="cs"/>
+          <w:cs/>
+        </w:rPr>
+        <w:lastRenderedPageBreak/>
+        <w:t>อภิธานศัพท์</w:t>
+      </w:r>
+      <w:bookmarkEnd w:id="8"/>
+    </w:p>
+    <w:p>
+      <w:pPr>
+        <w:spacing w:before="240"/>
+        <w:jc w:val="both"/>
+        <w:rPr>
+          <w:rFonts w:ascii="Angsana New" w:hAnsi="Angsana New"/>
+        </w:rPr>
+      </w:pPr>
+    </w:p>
+    <w:p>
+      <w:pPr>
+        <w:ind w:left="1440" w:hanging="1440"/>
+      </w:pPr>
       <w:r>
         <w:rPr>
           <w:rFonts w:cs="Times New Roman"/>
           <w:szCs w:val="24"/>
         </w:rPr>
-        <w:t>Universal Serial Bus</w:t>
-      </w:r>
-    </w:p>
-    <w:p>
-      <w:pPr>
-        <w:spacing w:before="240" w:after="160"/>
-        <w:rPr>
-          <w:rFonts w:hint="cs"/>
-          <w:cs/>
-        </w:rPr>
-      </w:pPr>
-      <w:r>
-        <w:rPr>
-          <w:cs/>
-        </w:rPr>
-        <w:br w:type="page"/>
-      </w:r>
-    </w:p>
-    <w:p>
-      <w:pPr>
-        <w:pStyle w:val="1"/>
-        <w:rPr>
-          <w:cs/>
-        </w:rPr>
-      </w:pPr>
-      <w:bookmarkStart w:id="7" w:name="_Toc229863377"/>
-      <w:r>
-        <w:rPr>
-          <w:rFonts w:hint="cs"/>
-          <w:cs/>
-        </w:rPr>
-        <w:lastRenderedPageBreak/>
-        <w:t>อภิธานศัพท์</w:t>
-      </w:r>
-      <w:bookmarkEnd w:id="7"/>
-    </w:p>
-    <w:p>
-      <w:pPr>
-        <w:spacing w:before="240"/>
-        <w:jc w:val="both"/>
-        <w:rPr>
-          <w:rFonts w:ascii="Angsana New" w:hAnsi="Angsana New"/>
-        </w:rPr>
-      </w:pPr>
-    </w:p>
-    <w:p>
-      <w:pPr>
-        <w:ind w:left="1440" w:hanging="1440"/>
+        <w:t>Barcode</w:t>
+      </w:r>
+      <w:r>
+        <w:rPr>
+          <w:cs/>
+        </w:rPr>
+        <w:tab/>
+      </w:r>
+      <w:r>
+        <w:rPr>
+          <w:cs/>
+        </w:rPr>
+        <w:tab/>
+      </w:r>
+      <w:r>
+        <w:rPr>
+          <w:cs/>
+        </w:rPr>
+        <w:t>ระบบระบุรหัสสินค้าคงคลังแบบดั้งเดิมที่ต้องใช้หลักการของแสงในการ</w:t>
+      </w:r>
+    </w:p>
+    <w:p>
+      <w:pPr>
+        <w:ind w:left="2160"/>
+        <w:rPr>
+          <w:cs/>
+        </w:rPr>
+      </w:pPr>
+      <w:r>
+        <w:rPr>
+          <w:cs/>
+        </w:rPr>
+        <w:t>อ่าน เครื่องสแกนจำเป็นต้องมองเห็นตัวรหัสอย่างชัดเจนและต้องตรวจสอบทีละรายการ</w:t>
+      </w:r>
+    </w:p>
+    <w:p>
+      <w:pPr>
+        <w:ind w:left="2160" w:hanging="2160"/>
+        <w:rPr>
+          <w:cs/>
+        </w:rPr>
       </w:pPr>
       <w:r>
         <w:rPr>
           <w:rFonts w:cs="Times New Roman"/>
           <w:szCs w:val="24"/>
         </w:rPr>
-        <w:t>Barcode</w:t>
-      </w:r>
-      <w:r>
-        <w:rPr>
-          <w:cs/>
-        </w:rPr>
-        <w:tab/>
-      </w:r>
-      <w:r>
-        <w:rPr>
-          <w:cs/>
-        </w:rPr>
-        <w:tab/>
-      </w:r>
-      <w:r>
-        <w:rPr>
-          <w:cs/>
-        </w:rPr>
-        <w:t>ระบบระบุรหัสสินค้าคงคลังแบบดั้งเดิมที่ต้องใช้หลักการของแสงในการ</w:t>
-      </w:r>
-    </w:p>
-    <w:p>
-      <w:pPr>
-        <w:ind w:left="2160"/>
-        <w:rPr>
-          <w:rFonts w:hint="cs"/>
-          <w:cs/>
-        </w:rPr>
-      </w:pPr>
-      <w:r>
-        <w:rPr>
-          <w:cs/>
-        </w:rPr>
-        <w:t>อ่าน เครื่องสแกนจำเป็นต้องมองเห็นตัวรหัสอย่างชัดเจนและต้องตรวจสอบทีละรายการ</w:t>
+        <w:t>Bulk Reading</w:t>
+      </w:r>
+      <w:r>
+        <w:rPr>
+          <w:cs/>
+        </w:rPr>
+        <w:tab/>
+      </w:r>
+      <w:r>
+        <w:rPr>
+          <w:cs/>
+        </w:rPr>
+        <w:t>การอ่านแบบกลุ่ม คือความสามารถเด่นของเทคโนโลยีอาร์เอฟไอดีที่สามารถอ่านและตรวจสอบรหัสสินค้าคงคลังได้พร้อมกันหลายรหัสในคราวเดียว ทำให้ประหยัดเวลา</w:t>
       </w:r>
     </w:p>
     <w:p>
       <w:pPr>
         <w:ind w:left="2160" w:hanging="2160"/>
         <w:rPr>
-          <w:rFonts w:hint="cs"/>
           <w:cs/>
         </w:rPr>
       </w:pPr>
@@ -5297,26 +6229,25 @@
           <w:rFonts w:cs="Times New Roman"/>
           <w:szCs w:val="24"/>
         </w:rPr>
-        <w:t>Bulk Reading</w:t>
-      </w:r>
-      <w:r>
-        <w:rPr>
-          <w:cs/>
-        </w:rPr>
-        <w:tab/>
-      </w:r>
-      <w:r>
-        <w:rPr>
-          <w:cs/>
-        </w:rPr>
-        <w:t>การอ่านแบบกลุ่ม คือความสามารถเด่นของเทคโนโลยีอาร์เอฟไอดีที่สามารถอ่านและตรวจสอบรหัสสินค้าคงคลังได้พร้อมกันหลายรหัสในคราวเดียว ทำให้ประหยัดเวลา</w:t>
+        <w:t>Cloud Technology</w:t>
+      </w:r>
+      <w:r>
+        <w:rPr>
+          <w:cs/>
+        </w:rPr>
+        <w:tab/>
+      </w:r>
+      <w:r>
+        <w:rPr>
+          <w:cs/>
+        </w:rPr>
+        <w:t>เทคโนโลยีคลาวด์ เป็นระบบสำหรับจัดเก็บฐานข้อมูลและประมวลผลผ่านอินเทอร์เน็ต ช่วยลดความยุ่งยากในการดูแลฮาร์ดแวร์เครื่องแม่ข่าย และเข้าถึงได้จากหลากหลายอุปกรณ์</w:t>
       </w:r>
     </w:p>
     <w:p>
       <w:pPr>
         <w:ind w:left="2160" w:hanging="2160"/>
         <w:rPr>
-          <w:rFonts w:hint="cs"/>
           <w:cs/>
         </w:rPr>
       </w:pPr>
@@ -5325,26 +6256,49 @@
           <w:rFonts w:cs="Times New Roman"/>
           <w:szCs w:val="24"/>
         </w:rPr>
-        <w:t>Cloud Technology</w:t>
-      </w:r>
-      <w:r>
-        <w:rPr>
-          <w:cs/>
-        </w:rPr>
-        <w:tab/>
-      </w:r>
-      <w:r>
-        <w:rPr>
-          <w:cs/>
-        </w:rPr>
-        <w:t>เทคโนโลยีคลาวด์ เป็นระบบสำหรับจัดเก็บฐานข้อมูลและประมวลผลผ่านอินเทอร์เน็ต ช่วยลดความยุ่งยากในการดูแลฮาร์ดแวร์เครื่องแม่ข่าย และเข้าถึงได้จากหลากหลายอุปกรณ์</w:t>
-      </w:r>
+        <w:t>Code 128</w:t>
+      </w:r>
+      <w:r>
+        <w:rPr>
+          <w:cs/>
+        </w:rPr>
+        <w:tab/>
+      </w:r>
+      <w:r>
+        <w:rPr>
+          <w:rFonts w:hint="cs"/>
+          <w:cs/>
+        </w:rPr>
+        <w:t>รู</w:t>
+      </w:r>
+      <w:r>
+        <w:rPr>
+          <w:cs/>
+        </w:rPr>
+        <w:t xml:space="preserve">ปแบบมาตรฐานของรหัสบาร์โค้ดที่สามารถระบุอักขระ </w:t>
+      </w:r>
+      <w:r>
+        <w:t xml:space="preserve">ASCII </w:t>
+      </w:r>
+      <w:r>
+        <w:rPr>
+          <w:cs/>
+        </w:rPr>
+        <w:t>ได้ครบทั้ง 128 ตัวอักษร นำมาใช้เพื่อรองรับการแปลงรหัสที่อ่านได้จากอาร์เอฟไอดี</w:t>
+      </w:r>
+      <w:proofErr w:type="spellStart"/>
+      <w:r>
+        <w:rPr>
+          <w:cs/>
+        </w:rPr>
+        <w:t>แท็ก</w:t>
+      </w:r>
+      <w:proofErr w:type="spellEnd"/>
     </w:p>
     <w:p>
       <w:pPr>
         <w:ind w:left="2160" w:hanging="2160"/>
         <w:rPr>
-          <w:rFonts w:hint="cs"/>
           <w:cs/>
         </w:rPr>
       </w:pPr>
@@ -5353,50 +6307,39 @@
           <w:rFonts w:cs="Times New Roman"/>
           <w:szCs w:val="24"/>
         </w:rPr>
-        <w:t>Code 128</w:t>
-      </w:r>
-      <w:r>
-        <w:rPr>
-          <w:cs/>
-        </w:rPr>
-        <w:tab/>
-      </w:r>
-      <w:r>
-        <w:rPr>
-          <w:rFonts w:hint="cs"/>
-          <w:cs/>
-        </w:rPr>
-        <w:t>รู</w:t>
-      </w:r>
-      <w:r>
-        <w:rPr>
-          <w:cs/>
-        </w:rPr>
-        <w:t xml:space="preserve">ปแบบมาตรฐานของรหัสบาร์โค้ดที่สามารถระบุอักขระ </w:t>
-      </w:r>
-      <w:r>
-        <w:t xml:space="preserve">ASCII </w:t>
-      </w:r>
-      <w:r>
-        <w:rPr>
-          <w:cs/>
-        </w:rPr>
-        <w:t>ได้ครบทั้ง 128 ตัวอักษร นำมาใช้เพื่อรองรับการแปลงรหัสที่อ่านได้จากอาร์เอฟไอดี</w:t>
+        <w:t>Continuous Sampling</w:t>
+      </w:r>
+      <w:r>
+        <w:rPr>
+          <w:cs/>
+        </w:rPr>
+        <w:tab/>
+      </w:r>
+      <w:r>
+        <w:rPr>
+          <w:cs/>
+        </w:rPr>
+        <w:t>การอ่านซ้ำแบบต่อเนื่อง เป็นเทคนิคที่ประยุกต์ใช้ความเร็วของโมดูลอาร์เอฟไอดี เพื่อให้ระบบทำการตรวจสอบความถูกต้องของรหัส</w:t>
       </w:r>
       <w:proofErr w:type="spellStart"/>
       <w:r>
         <w:rPr>
           <w:cs/>
         </w:rPr>
-        <w:t>แท็ก</w:t>
+        <w:t>ซ้ำๆ</w:t>
       </w:r>
       <w:proofErr w:type="spellEnd"/>
+      <w:r>
+        <w:rPr>
+          <w:cs/>
+        </w:rPr>
+        <w:t xml:space="preserve"> ในเสี้ยววินาที ช่วยลดอัตราการอ่านผิดพลาด</w:t>
+      </w:r>
     </w:p>
     <w:p>
       <w:pPr>
         <w:ind w:left="2160" w:hanging="2160"/>
         <w:rPr>
-          <w:rFonts w:hint="cs"/>
           <w:cs/>
         </w:rPr>
       </w:pPr>
@@ -5405,40 +6348,62 @@
           <w:rFonts w:cs="Times New Roman"/>
           <w:szCs w:val="24"/>
         </w:rPr>
-        <w:t>Continuous Sampling</w:t>
-      </w:r>
-      <w:r>
-        <w:rPr>
-          <w:cs/>
-        </w:rPr>
-        <w:tab/>
-      </w:r>
-      <w:r>
-        <w:rPr>
-          <w:cs/>
-        </w:rPr>
-        <w:t>การอ่านซ้ำแบบต่อเนื่อง เป็นเทคนิคที่ประยุกต์ใช้ความเร็วของโมดูลอาร์เอฟไอดี เพื่อให้ระบบทำการตรวจสอบความถูกต้องของรหัส</w:t>
+        <w:t>Django Framework</w:t>
+      </w:r>
+      <w:r>
+        <w:rPr>
+          <w:cs/>
+        </w:rPr>
+        <w:tab/>
+      </w:r>
+      <w:r>
+        <w:rPr>
+          <w:cs/>
+        </w:rPr>
+        <w:t>เฟรม</w:t>
       </w:r>
       <w:proofErr w:type="spellStart"/>
       <w:r>
         <w:rPr>
           <w:cs/>
         </w:rPr>
-        <w:t>ซ้ำๆ</w:t>
+        <w:t>เวิร์ก</w:t>
       </w:r>
       <w:proofErr w:type="spellEnd"/>
       <w:r>
         <w:rPr>
           <w:cs/>
         </w:rPr>
-        <w:t xml:space="preserve"> ในเสี้ยววินาที ช่วยลดอัตราการอ่านผิดพลาด</w:t>
+        <w:t>สำหรับการพัฒนาเว็บแอปพลิเคชันที่เขียนด้วยภาษา</w:t>
+      </w:r>
+      <w:proofErr w:type="spellStart"/>
+      <w:r>
+        <w:rPr>
+          <w:cs/>
+        </w:rPr>
+        <w:t>ไพ</w:t>
+      </w:r>
+      <w:proofErr w:type="spellEnd"/>
+      <w:r>
+        <w:rPr>
+          <w:cs/>
+        </w:rPr>
+        <w:t xml:space="preserve">ทอน นำมาใช้ในการสร้าง </w:t>
+      </w:r>
+      <w:r>
+        <w:t xml:space="preserve">API </w:t>
+      </w:r>
+      <w:r>
+        <w:rPr>
+          <w:cs/>
+        </w:rPr>
+        <w:t>และจัดการฐานข้อมูลบนคลาวด์</w:t>
       </w:r>
     </w:p>
     <w:p>
       <w:pPr>
         <w:ind w:left="2160" w:hanging="2160"/>
         <w:rPr>
-          <w:rFonts w:hint="cs"/>
           <w:cs/>
         </w:rPr>
       </w:pPr>
@@ -5447,47 +6412,36 @@
           <w:rFonts w:cs="Times New Roman"/>
           <w:szCs w:val="24"/>
         </w:rPr>
-        <w:t>Django Framework</w:t>
-      </w:r>
-      <w:r>
-        <w:rPr>
-          <w:cs/>
-        </w:rPr>
-        <w:tab/>
-      </w:r>
-      <w:r>
-        <w:rPr>
-          <w:cs/>
-        </w:rPr>
-        <w:t>เฟรม</w:t>
+        <w:t>JSON</w:t>
+      </w:r>
+      <w:r>
+        <w:rPr>
+          <w:cs/>
+        </w:rPr>
+        <w:tab/>
+      </w:r>
+      <w:r>
+        <w:t xml:space="preserve">JavaScript Object Notation </w:t>
+      </w:r>
+      <w:r>
+        <w:rPr>
+          <w:cs/>
+        </w:rPr>
+        <w:t>รูปแบบมาตรฐานของข้อมูลที่ระบบใช้</w:t>
       </w:r>
       <w:proofErr w:type="spellStart"/>
       <w:r>
         <w:rPr>
           <w:cs/>
         </w:rPr>
-        <w:t>เวิร์ก</w:t>
+        <w:t>แพ็ก</w:t>
       </w:r>
       <w:proofErr w:type="spellEnd"/>
       <w:r>
         <w:rPr>
           <w:cs/>
         </w:rPr>
-        <w:t>สำหรับการพัฒนาเว็บแอปพลิเคชันที่เขียนด้วยภาษา</w:t>
-      </w:r>
-      <w:proofErr w:type="spellStart"/>
-      <w:r>
-        <w:rPr>
-          <w:cs/>
-        </w:rPr>
-        <w:t>ไพ</w:t>
-      </w:r>
-      <w:proofErr w:type="spellEnd"/>
-      <w:r>
-        <w:rPr>
-          <w:cs/>
-        </w:rPr>
-        <w:t xml:space="preserve">ทอน นำมาใช้ในการสร้าง </w:t>
+        <w:t xml:space="preserve">ข้อมูลการเข้า-ออกของสินค้า เพื่อส่งผ่านช่องทาง </w:t>
       </w:r>
       <w:r>
         <w:t xml:space="preserve">API </w:t>
@@ -5496,139 +6450,129 @@
         <w:rPr>
           <w:cs/>
         </w:rPr>
-        <w:t>และจัดการฐานข้อมูลบนคลาวด์</w:t>
+        <w:t>ขึ้นไปจัดเก็บบนคลาวด์</w:t>
       </w:r>
     </w:p>
     <w:p>
       <w:pPr>
         <w:ind w:left="2160" w:hanging="2160"/>
-        <w:rPr>
-          <w:rFonts w:hint="cs"/>
-          <w:cs/>
-        </w:rPr>
       </w:pPr>
       <w:r>
         <w:rPr>
           <w:rFonts w:cs="Times New Roman"/>
           <w:szCs w:val="24"/>
         </w:rPr>
-        <w:t>JSON</w:t>
-      </w:r>
-      <w:r>
-        <w:rPr>
-          <w:cs/>
-        </w:rPr>
-        <w:tab/>
-      </w:r>
-      <w:r>
-        <w:t xml:space="preserve">JavaScript Object Notation </w:t>
-      </w:r>
-      <w:r>
-        <w:rPr>
-          <w:cs/>
-        </w:rPr>
-        <w:t>รูปแบบมาตรฐานของข้อมูลที่ระบบใช้</w:t>
+        <w:t>Kivy Framework</w:t>
+      </w:r>
+      <w:r>
+        <w:rPr>
+          <w:cs/>
+        </w:rPr>
+        <w:tab/>
+      </w:r>
+      <w:r>
+        <w:rPr>
+          <w:cs/>
+        </w:rPr>
+        <w:t>เฟรม</w:t>
       </w:r>
       <w:proofErr w:type="spellStart"/>
       <w:r>
         <w:rPr>
           <w:cs/>
         </w:rPr>
-        <w:t>แพ็ก</w:t>
+        <w:t>เวิร์ก</w:t>
       </w:r>
       <w:proofErr w:type="spellEnd"/>
       <w:r>
         <w:rPr>
           <w:cs/>
         </w:rPr>
-        <w:t xml:space="preserve">ข้อมูลการเข้า-ออกของสินค้า เพื่อส่งผ่านช่องทาง </w:t>
-      </w:r>
-      <w:r>
-        <w:t xml:space="preserve">API </w:t>
-      </w:r>
-      <w:r>
-        <w:rPr>
-          <w:cs/>
-        </w:rPr>
-        <w:t>ขึ้นไปจัดเก็บบนคลาวด์</w:t>
+        <w:t>ที่รองรับการทำงานข้ามแพลตฟอร์ม นำมาใช้พัฒนาแอปพลิเคชันส่วนติดต่อผู้ใช้งาน ให้รองรับทั้งคอมพิวเตอร์</w:t>
+      </w:r>
+      <w:r>
+        <w:t xml:space="preserve">, Android </w:t>
+      </w:r>
+      <w:r>
+        <w:rPr>
+          <w:cs/>
+        </w:rPr>
+        <w:t xml:space="preserve">และ </w:t>
+      </w:r>
+      <w:r>
+        <w:t>iOS</w:t>
       </w:r>
     </w:p>
     <w:p>
       <w:pPr>
         <w:ind w:left="2160" w:hanging="2160"/>
+        <w:rPr>
+          <w:cs/>
+        </w:rPr>
       </w:pPr>
       <w:r>
         <w:rPr>
           <w:rFonts w:cs="Times New Roman"/>
           <w:szCs w:val="24"/>
         </w:rPr>
-        <w:t>Kivy Framework</w:t>
-      </w:r>
-      <w:r>
-        <w:rPr>
-          <w:cs/>
-        </w:rPr>
-        <w:tab/>
-      </w:r>
-      <w:r>
-        <w:rPr>
-          <w:cs/>
-        </w:rPr>
-        <w:t>เฟรม</w:t>
-      </w:r>
-      <w:proofErr w:type="spellStart"/>
-      <w:r>
-        <w:rPr>
-          <w:cs/>
-        </w:rPr>
-        <w:t>เวิร์ก</w:t>
-      </w:r>
-      <w:proofErr w:type="spellEnd"/>
-      <w:r>
-        <w:rPr>
-          <w:cs/>
-        </w:rPr>
-        <w:t>ที่รองรับการทำงานข้ามแพลตฟอร์ม นำมาใช้พัฒนาแอปพลิเคชันส่วนติดต่อผู้ใช้งาน ให้รองรับทั้งคอมพิวเตอร์</w:t>
-      </w:r>
-      <w:r>
-        <w:t xml:space="preserve">, Android </w:t>
-      </w:r>
-      <w:r>
-        <w:rPr>
-          <w:cs/>
-        </w:rPr>
-        <w:t xml:space="preserve">และ </w:t>
-      </w:r>
-      <w:r>
-        <w:t>iOS</w:t>
-      </w:r>
-    </w:p>
-    <w:p>
-      <w:pPr>
-        <w:ind w:left="2160" w:hanging="2160"/>
-        <w:rPr>
-          <w:rFonts w:hint="cs"/>
-          <w:cs/>
-        </w:rPr>
+        <w:t>QR Code</w:t>
+      </w:r>
+      <w:r>
+        <w:rPr>
+          <w:cs/>
+        </w:rPr>
+        <w:tab/>
+      </w:r>
+      <w:r>
+        <w:rPr>
+          <w:cs/>
+        </w:rPr>
+        <w:t>ระบบระบุรหัสสินค้าคงคลังแบบ 2 มิติที่ทำงานด้วยหลักการแสง มีข้อจำกัดด้านความล่าช้าเพราะต้องสแกนทีละรายการ และมีโอกาสชำรุดเสียหายได้ง่าย</w:t>
+      </w:r>
+    </w:p>
+    <w:p>
+      <w:pPr>
+        <w:ind w:left="1440" w:hanging="1440"/>
       </w:pPr>
       <w:r>
         <w:rPr>
           <w:rFonts w:cs="Times New Roman"/>
           <w:szCs w:val="24"/>
         </w:rPr>
-        <w:t>QR Code</w:t>
-      </w:r>
-      <w:r>
-        <w:rPr>
-          <w:cs/>
-        </w:rPr>
-        <w:tab/>
-      </w:r>
-      <w:r>
-        <w:rPr>
-          <w:cs/>
-        </w:rPr>
-        <w:t>ระบบระบุรหัสสินค้าคงคลังแบบ 2 มิติที่ทำงานด้วยหลักการแสง มีข้อจำกัดด้านความล่าช้าเพราะต้องสแกนทีละรายการ และมีโอกาสชำรุดเสียหายได้ง่าย</w:t>
+        <w:t>Raspberry Pi 5</w:t>
+      </w:r>
+      <w:r>
+        <w:rPr>
+          <w:cs/>
+        </w:rPr>
+        <w:tab/>
+      </w:r>
+      <w:r>
+        <w:rPr>
+          <w:cs/>
+        </w:rPr>
+        <w:tab/>
+      </w:r>
+      <w:r>
+        <w:rPr>
+          <w:cs/>
+        </w:rPr>
+        <w:t>บอร์ดไมโครคอมพิวเตอร์ขนาดเล็กที่ทำหน้าที่เป็นหน่วยประมวลผลหลัก</w:t>
+      </w:r>
+    </w:p>
+    <w:p>
+      <w:pPr>
+        <w:ind w:left="1440" w:firstLine="720"/>
+        <w:rPr>
+          <w:cs/>
+        </w:rPr>
+      </w:pPr>
+      <w:r>
+        <w:rPr>
+          <w:cs/>
+        </w:rPr>
+        <w:lastRenderedPageBreak/>
+        <w:t>สำหรับชุดเครื่องอ่านอาร์เอฟไอดีต้นแบบ</w:t>
       </w:r>
     </w:p>
     <w:p>
@@ -5640,216 +6584,166 @@
           <w:rFonts w:cs="Times New Roman"/>
           <w:szCs w:val="24"/>
         </w:rPr>
-        <w:t>Raspberry Pi 5</w:t>
-      </w:r>
-      <w:r>
-        <w:rPr>
-          <w:cs/>
-        </w:rPr>
-        <w:tab/>
-      </w:r>
-      <w:r>
-        <w:rPr>
-          <w:cs/>
-        </w:rPr>
-        <w:tab/>
-      </w:r>
-      <w:r>
-        <w:rPr>
-          <w:cs/>
-        </w:rPr>
-        <w:t>บอร์ดไมโครคอมพิวเตอร์ขนาดเล็กที่ทำหน้าที่เป็นหน่วยประมวลผลหลัก</w:t>
+        <w:t>RESTful API</w:t>
+      </w:r>
+      <w:r>
+        <w:rPr>
+          <w:cs/>
+        </w:rPr>
+        <w:tab/>
+      </w:r>
+      <w:r>
+        <w:rPr>
+          <w:cs/>
+        </w:rPr>
+        <w:tab/>
+      </w:r>
+      <w:r>
+        <w:rPr>
+          <w:cs/>
+        </w:rPr>
+        <w:t>ช่องทางการสื่อสารของระบบซอฟต์แวร์ที่สร้างขึ้นเพื่อให้อุปกรณ์สามารถ</w:t>
       </w:r>
     </w:p>
     <w:p>
       <w:pPr>
         <w:ind w:left="1440" w:firstLine="720"/>
         <w:rPr>
-          <w:rFonts w:hint="cs"/>
-          <w:cs/>
-        </w:rPr>
-      </w:pPr>
-      <w:r>
-        <w:rPr>
-          <w:cs/>
-        </w:rPr>
-        <w:lastRenderedPageBreak/>
-        <w:t>สำหรับชุดเครื่องอ่านอาร์เอฟไอดีต้นแบบ</w:t>
-      </w:r>
-    </w:p>
-    <w:p>
-      <w:pPr>
-        <w:ind w:left="1440" w:hanging="1440"/>
+          <w:cs/>
+        </w:rPr>
+      </w:pPr>
+      <w:r>
+        <w:rPr>
+          <w:cs/>
+        </w:rPr>
+        <w:t>ส่งข้อมูลสินค้าขึ้นไปอ</w:t>
+      </w:r>
+      <w:proofErr w:type="spellStart"/>
+      <w:r>
+        <w:rPr>
+          <w:cs/>
+        </w:rPr>
+        <w:t>ัป</w:t>
+      </w:r>
+      <w:proofErr w:type="spellEnd"/>
+      <w:r>
+        <w:rPr>
+          <w:cs/>
+        </w:rPr>
+        <w:t>เดตบนคลาวด์ได้แบบเรียลไทม์</w:t>
+      </w:r>
+    </w:p>
+    <w:p>
+      <w:pPr>
+        <w:ind w:left="2160" w:hanging="2160"/>
+        <w:rPr>
+          <w:cs/>
+        </w:rPr>
       </w:pPr>
       <w:r>
         <w:rPr>
           <w:rFonts w:cs="Times New Roman"/>
           <w:szCs w:val="24"/>
         </w:rPr>
-        <w:t>RESTful API</w:t>
-      </w:r>
-      <w:r>
-        <w:rPr>
-          <w:cs/>
-        </w:rPr>
-        <w:tab/>
-      </w:r>
-      <w:r>
-        <w:rPr>
-          <w:cs/>
-        </w:rPr>
-        <w:tab/>
-      </w:r>
-      <w:r>
-        <w:rPr>
-          <w:cs/>
-        </w:rPr>
-        <w:t>ช่องทางการสื่อสารของระบบซอฟต์แวร์ที่สร้างขึ้นเพื่อให้อุปกรณ์สามารถ</w:t>
-      </w:r>
-    </w:p>
-    <w:p>
-      <w:pPr>
-        <w:ind w:left="1440" w:firstLine="720"/>
-        <w:rPr>
-          <w:rFonts w:hint="cs"/>
-          <w:cs/>
-        </w:rPr>
-      </w:pPr>
-      <w:r>
-        <w:rPr>
-          <w:cs/>
-        </w:rPr>
-        <w:t>ส่งข้อมูลสินค้าขึ้นไปอ</w:t>
-      </w:r>
-      <w:proofErr w:type="spellStart"/>
-      <w:r>
-        <w:rPr>
-          <w:cs/>
-        </w:rPr>
-        <w:t>ัป</w:t>
-      </w:r>
-      <w:proofErr w:type="spellEnd"/>
-      <w:r>
-        <w:rPr>
-          <w:cs/>
-        </w:rPr>
-        <w:t>เดตบนคลาวด์ได้แบบเรียลไทม์</w:t>
-      </w:r>
-    </w:p>
-    <w:p>
-      <w:pPr>
-        <w:ind w:left="2160" w:hanging="2160"/>
-        <w:rPr>
-          <w:rFonts w:hint="cs"/>
-          <w:cs/>
-        </w:rPr>
+        <w:t>RFID</w:t>
+      </w:r>
+      <w:r>
+        <w:rPr>
+          <w:cs/>
+        </w:rPr>
+        <w:tab/>
+      </w:r>
+      <w:r>
+        <w:rPr>
+          <w:cs/>
+        </w:rPr>
+        <w:t>เทคโนโลยีการระบุข้อมูลด้วยคลื่นวิทยุ (อาร์เอฟไอดี) มีความทนทานสูง ซ่อนในบรรจุภัณฑ์ได้ และอ่านรหัสได้ทีละหลายรายการ</w:t>
+      </w:r>
+    </w:p>
+    <w:p>
+      <w:pPr>
+        <w:ind w:left="1440" w:hanging="1440"/>
       </w:pPr>
       <w:r>
         <w:rPr>
           <w:rFonts w:cs="Times New Roman"/>
           <w:szCs w:val="24"/>
         </w:rPr>
-        <w:t>RFID</w:t>
-      </w:r>
-      <w:r>
-        <w:rPr>
-          <w:cs/>
-        </w:rPr>
-        <w:tab/>
-      </w:r>
-      <w:r>
-        <w:rPr>
-          <w:cs/>
-        </w:rPr>
-        <w:t>เทคโนโลยีการระบุข้อมูลด้วยคลื่นวิทยุ (อาร์เอฟไอดี) มีความทนทานสูง ซ่อนในบรรจุภัณฑ์ได้ และอ่านรหัสได้ทีละหลายรายการ</w:t>
-      </w:r>
-    </w:p>
-    <w:p>
-      <w:pPr>
-        <w:ind w:left="1440" w:hanging="1440"/>
+        <w:t>RFID Tag</w:t>
+      </w:r>
+      <w:r>
+        <w:rPr>
+          <w:cs/>
+        </w:rPr>
+        <w:tab/>
+      </w:r>
+      <w:r>
+        <w:rPr>
+          <w:cs/>
+        </w:rPr>
+        <w:tab/>
+      </w:r>
+      <w:r>
+        <w:rPr>
+          <w:cs/>
+        </w:rPr>
+        <w:t>ป้ายระบุรหัสสินค้าคงคลังที่รับและส่งสัญญาณคลื่นวิทยุตอบกลับมายัง</w:t>
+      </w:r>
+    </w:p>
+    <w:p>
+      <w:pPr>
+        <w:ind w:left="1440" w:firstLine="720"/>
+        <w:rPr>
+          <w:cs/>
+        </w:rPr>
+      </w:pPr>
+      <w:r>
+        <w:rPr>
+          <w:cs/>
+        </w:rPr>
+        <w:t xml:space="preserve">เครื่องอ่าน (ในงานนี้ใช้แบบ </w:t>
+      </w:r>
+      <w:r>
+        <w:t xml:space="preserve">Passive Sticker </w:t>
+      </w:r>
+      <w:r>
+        <w:rPr>
+          <w:cs/>
+        </w:rPr>
+        <w:t>ไม่มีแบตเตอรี่ในตัว)</w:t>
+      </w:r>
+    </w:p>
+    <w:p>
+      <w:pPr>
+        <w:ind w:left="2160" w:hanging="2160"/>
       </w:pPr>
       <w:r>
         <w:rPr>
           <w:rFonts w:cs="Times New Roman"/>
           <w:szCs w:val="24"/>
         </w:rPr>
-        <w:t>RFID Tag</w:t>
-      </w:r>
-      <w:r>
-        <w:rPr>
-          <w:cs/>
-        </w:rPr>
-        <w:tab/>
-      </w:r>
-      <w:r>
-        <w:rPr>
-          <w:cs/>
-        </w:rPr>
-        <w:tab/>
-      </w:r>
-      <w:r>
-        <w:rPr>
-          <w:cs/>
-        </w:rPr>
-        <w:t>ป้ายระบุรหัสสินค้าคงคลังที่รับและส่งสัญญาณคลื่นวิทยุตอบกลับมายัง</w:t>
-      </w:r>
-    </w:p>
-    <w:p>
-      <w:pPr>
-        <w:ind w:left="1440" w:firstLine="720"/>
-        <w:rPr>
-          <w:rFonts w:hint="cs"/>
-          <w:cs/>
-        </w:rPr>
-      </w:pPr>
-      <w:r>
-        <w:rPr>
-          <w:cs/>
-        </w:rPr>
-        <w:t xml:space="preserve">เครื่องอ่าน (ในงานนี้ใช้แบบ </w:t>
-      </w:r>
-      <w:r>
-        <w:t xml:space="preserve">Passive Sticker </w:t>
-      </w:r>
-      <w:r>
-        <w:rPr>
-          <w:cs/>
-        </w:rPr>
-        <w:t>ไม่มีแบตเตอรี่ในตัว)</w:t>
+        <w:t>UART</w:t>
+      </w:r>
+      <w:r>
+        <w:rPr>
+          <w:cs/>
+        </w:rPr>
+        <w:tab/>
+      </w:r>
+      <w:r>
+        <w:rPr>
+          <w:cs/>
+        </w:rPr>
+        <w:t xml:space="preserve">โปรโตคอลการสื่อสารข้อมูลแบบอนุกรม ใช้เป็นช่องทางเชื่อมต่อและสื่อสารข้อมูลระหว่างโมดูลอ่านอาร์เอฟไอดีกับบอร์ด </w:t>
+      </w:r>
+      <w:r>
+        <w:t>Raspberry Pi</w:t>
       </w:r>
     </w:p>
     <w:p>
       <w:pPr>
         <w:ind w:left="2160" w:hanging="2160"/>
-      </w:pPr>
-      <w:r>
-        <w:rPr>
-          <w:rFonts w:cs="Times New Roman"/>
-          <w:szCs w:val="24"/>
-        </w:rPr>
-        <w:t>UART</w:t>
-      </w:r>
-      <w:r>
-        <w:rPr>
-          <w:cs/>
-        </w:rPr>
-        <w:tab/>
-      </w:r>
-      <w:r>
-        <w:rPr>
-          <w:cs/>
-        </w:rPr>
-        <w:t xml:space="preserve">โปรโตคอลการสื่อสารข้อมูลแบบอนุกรม ใช้เป็นช่องทางเชื่อมต่อและสื่อสารข้อมูลระหว่างโมดูลอ่านอาร์เอฟไอดีกับบอร์ด </w:t>
-      </w:r>
-      <w:r>
-        <w:t>Raspberry Pi</w:t>
-      </w:r>
-    </w:p>
-    <w:p>
-      <w:pPr>
-        <w:ind w:left="2160" w:hanging="2160"/>
-        <w:rPr>
-          <w:rFonts w:hint="cs"/>
+        <w:rPr>
           <w:cs/>
         </w:rPr>
       </w:pPr>
@@ -6488,13 +7382,11 @@
     </w:sdt>
     <w:p>
       <w:pPr>
-        <w:ind w:left="1440" w:hanging="1440"/>
-        <w:rPr>
-          <w:cs/>
-        </w:rPr>
-      </w:pPr>
-      <w:bookmarkStart w:id="8" w:name="_GoBack"/>
-      <w:bookmarkEnd w:id="8"/>
+        <w:rPr>
+          <w:rFonts w:hint="cs"/>
+          <w:cs/>
+        </w:rPr>
+      </w:pPr>
     </w:p>
     <w:sectPr>
       <w:footerReference w:type="default" r:id="rId10"/>
@@ -7611,7 +8503,7 @@
 </file>
 
 <file path=customXml/itemProps1.xml><?xml version="1.0" encoding="utf-8"?>
-<ds:datastoreItem xmlns:ds="http://schemas.openxmlformats.org/officeDocument/2006/customXml" ds:itemID="{1C973D2B-8E18-4339-9E85-7BE7DE2907DF}">
+<ds:datastoreItem xmlns:ds="http://schemas.openxmlformats.org/officeDocument/2006/customXml" ds:itemID="{6422323C-CF5E-4D9A-B4D9-ACA11CDB3EF0}">
   <ds:schemaRefs>
     <ds:schemaRef ds:uri="http://schemas.openxmlformats.org/officeDocument/2006/bibliography"/>
   </ds:schemaRefs>
